--- a/mscaidl-0077_assignment_2.docx
+++ b/mscaidl-0077_assignment_2.docx
@@ -12,7 +12,6 @@
           <w:bCs/>
           <w:sz w:val="28"/>
           <w:szCs w:val="28"/>
-          <w:lang w:val="en-US"/>
         </w:rPr>
       </w:pPr>
     </w:p>
@@ -162,27 +161,28 @@
           <w:bCs/>
           <w:sz w:val="36"/>
           <w:szCs w:val="36"/>
-        </w:rPr>
-      </w:pPr>
-      <w:proofErr w:type="spellStart"/>
+          <w:lang w:val="en-US"/>
+        </w:rPr>
+      </w:pPr>
       <w:r>
         <w:rPr>
           <w:b/>
           <w:bCs/>
           <w:sz w:val="36"/>
           <w:szCs w:val="36"/>
-        </w:rPr>
-        <w:t>Assignment</w:t>
-      </w:r>
-      <w:proofErr w:type="spellEnd"/>
+          <w:lang w:val="en-US"/>
+        </w:rPr>
+        <w:t>Assignment #</w:t>
+      </w:r>
       <w:r>
         <w:rPr>
           <w:b/>
           <w:bCs/>
           <w:sz w:val="36"/>
           <w:szCs w:val="36"/>
-        </w:rPr>
-        <w:t xml:space="preserve"> #</w:t>
+          <w:lang w:val="en-US"/>
+        </w:rPr>
+        <w:t>2</w:t>
       </w:r>
       <w:r>
         <w:rPr>
@@ -192,7 +192,15 @@
           <w:szCs w:val="36"/>
           <w:lang w:val="en-US"/>
         </w:rPr>
-        <w:t>2</w:t>
+        <w:t xml:space="preserve"> </w:t>
+      </w:r>
+      <w:r>
+        <w:rPr>
+          <w:sz w:val="28"/>
+          <w:szCs w:val="28"/>
+          <w:lang w:val="en-US"/>
+        </w:rPr>
+        <w:t xml:space="preserve">- </w:t>
       </w:r>
       <w:r>
         <w:rPr>
@@ -200,55 +208,9 @@
           <w:bCs/>
           <w:sz w:val="36"/>
           <w:szCs w:val="36"/>
-        </w:rPr>
-        <w:t xml:space="preserve"> </w:t>
-      </w:r>
-      <w:r>
-        <w:rPr>
-          <w:sz w:val="28"/>
-          <w:szCs w:val="28"/>
-        </w:rPr>
-        <w:t xml:space="preserve">- </w:t>
-      </w:r>
-      <w:proofErr w:type="spellStart"/>
-      <w:r>
-        <w:rPr>
-          <w:b/>
-          <w:bCs/>
-          <w:sz w:val="36"/>
-          <w:szCs w:val="36"/>
-        </w:rPr>
-        <w:t>Image</w:t>
-      </w:r>
-      <w:proofErr w:type="spellEnd"/>
-      <w:r>
-        <w:rPr>
-          <w:b/>
-          <w:bCs/>
-          <w:sz w:val="36"/>
-          <w:szCs w:val="36"/>
-        </w:rPr>
-        <w:t xml:space="preserve"> </w:t>
-      </w:r>
-      <w:proofErr w:type="spellStart"/>
-      <w:r>
-        <w:rPr>
-          <w:b/>
-          <w:bCs/>
-          <w:sz w:val="36"/>
-          <w:szCs w:val="36"/>
-        </w:rPr>
-        <w:t>Classification</w:t>
-      </w:r>
-      <w:proofErr w:type="spellEnd"/>
-      <w:r>
-        <w:rPr>
-          <w:b/>
-          <w:bCs/>
-          <w:sz w:val="36"/>
-          <w:szCs w:val="36"/>
-        </w:rPr>
-        <w:t xml:space="preserve"> (MNIST)</w:t>
+          <w:lang w:val="en-US"/>
+        </w:rPr>
+        <w:t>Image Classification (MNIST)</w:t>
       </w:r>
     </w:p>
     <w:p>
@@ -637,193 +599,61 @@
           <w:rFonts w:ascii="Consolas" w:hAnsi="Consolas"/>
           <w:sz w:val="20"/>
           <w:szCs w:val="20"/>
-        </w:rPr>
-      </w:pPr>
-      <w:proofErr w:type="spellStart"/>
+          <w:lang w:val="en-US"/>
+        </w:rPr>
+      </w:pPr>
       <w:r>
         <w:rPr>
           <w:rFonts w:ascii="Consolas" w:hAnsi="Consolas"/>
           <w:sz w:val="20"/>
           <w:szCs w:val="20"/>
-        </w:rPr>
-        <w:t>Min</w:t>
-      </w:r>
-      <w:proofErr w:type="spellEnd"/>
-      <w:r>
+          <w:lang w:val="en-US"/>
+        </w:rPr>
+        <w:t>Min pixel value: 0</w:t>
+      </w:r>
+    </w:p>
+    <w:p>
+      <w:pPr>
+        <w:pStyle w:val="Default"/>
+        <w:ind w:left="-851" w:right="-908"/>
+        <w:jc w:val="both"/>
         <w:rPr>
           <w:rFonts w:ascii="Consolas" w:hAnsi="Consolas"/>
           <w:sz w:val="20"/>
           <w:szCs w:val="20"/>
-        </w:rPr>
-        <w:t xml:space="preserve"> </w:t>
-      </w:r>
-      <w:proofErr w:type="spellStart"/>
+          <w:lang w:val="en-US"/>
+        </w:rPr>
+      </w:pPr>
       <w:r>
         <w:rPr>
           <w:rFonts w:ascii="Consolas" w:hAnsi="Consolas"/>
           <w:sz w:val="20"/>
           <w:szCs w:val="20"/>
-        </w:rPr>
-        <w:t>pixel</w:t>
-      </w:r>
-      <w:proofErr w:type="spellEnd"/>
-      <w:r>
+          <w:lang w:val="en-US"/>
+        </w:rPr>
+        <w:t>Max pixel value: 255</w:t>
+      </w:r>
+    </w:p>
+    <w:p>
+      <w:pPr>
+        <w:pStyle w:val="Default"/>
+        <w:ind w:left="-851" w:right="-908"/>
+        <w:jc w:val="both"/>
         <w:rPr>
           <w:rFonts w:ascii="Consolas" w:hAnsi="Consolas"/>
           <w:sz w:val="20"/>
           <w:szCs w:val="20"/>
-        </w:rPr>
-        <w:t xml:space="preserve"> </w:t>
-      </w:r>
-      <w:proofErr w:type="spellStart"/>
+          <w:lang w:val="en-US"/>
+        </w:rPr>
+      </w:pPr>
       <w:r>
         <w:rPr>
           <w:rFonts w:ascii="Consolas" w:hAnsi="Consolas"/>
           <w:sz w:val="20"/>
           <w:szCs w:val="20"/>
-        </w:rPr>
-        <w:t>value</w:t>
-      </w:r>
-      <w:proofErr w:type="spellEnd"/>
-      <w:r>
-        <w:rPr>
-          <w:rFonts w:ascii="Consolas" w:hAnsi="Consolas"/>
-          <w:sz w:val="20"/>
-          <w:szCs w:val="20"/>
-        </w:rPr>
-        <w:t>: 0</w:t>
-      </w:r>
-    </w:p>
-    <w:p>
-      <w:pPr>
-        <w:pStyle w:val="Default"/>
-        <w:ind w:left="-851" w:right="-908"/>
-        <w:jc w:val="both"/>
-        <w:rPr>
-          <w:rFonts w:ascii="Consolas" w:hAnsi="Consolas"/>
-          <w:sz w:val="20"/>
-          <w:szCs w:val="20"/>
-        </w:rPr>
-      </w:pPr>
-      <w:proofErr w:type="spellStart"/>
-      <w:r>
-        <w:rPr>
-          <w:rFonts w:ascii="Consolas" w:hAnsi="Consolas"/>
-          <w:sz w:val="20"/>
-          <w:szCs w:val="20"/>
-        </w:rPr>
-        <w:t>Max</w:t>
-      </w:r>
-      <w:proofErr w:type="spellEnd"/>
-      <w:r>
-        <w:rPr>
-          <w:rFonts w:ascii="Consolas" w:hAnsi="Consolas"/>
-          <w:sz w:val="20"/>
-          <w:szCs w:val="20"/>
-        </w:rPr>
-        <w:t xml:space="preserve"> </w:t>
-      </w:r>
-      <w:proofErr w:type="spellStart"/>
-      <w:r>
-        <w:rPr>
-          <w:rFonts w:ascii="Consolas" w:hAnsi="Consolas"/>
-          <w:sz w:val="20"/>
-          <w:szCs w:val="20"/>
-        </w:rPr>
-        <w:t>pixel</w:t>
-      </w:r>
-      <w:proofErr w:type="spellEnd"/>
-      <w:r>
-        <w:rPr>
-          <w:rFonts w:ascii="Consolas" w:hAnsi="Consolas"/>
-          <w:sz w:val="20"/>
-          <w:szCs w:val="20"/>
-        </w:rPr>
-        <w:t xml:space="preserve"> </w:t>
-      </w:r>
-      <w:proofErr w:type="spellStart"/>
-      <w:r>
-        <w:rPr>
-          <w:rFonts w:ascii="Consolas" w:hAnsi="Consolas"/>
-          <w:sz w:val="20"/>
-          <w:szCs w:val="20"/>
-        </w:rPr>
-        <w:t>value</w:t>
-      </w:r>
-      <w:proofErr w:type="spellEnd"/>
-      <w:r>
-        <w:rPr>
-          <w:rFonts w:ascii="Consolas" w:hAnsi="Consolas"/>
-          <w:sz w:val="20"/>
-          <w:szCs w:val="20"/>
-        </w:rPr>
-        <w:t>: 255</w:t>
-      </w:r>
-    </w:p>
-    <w:p>
-      <w:pPr>
-        <w:pStyle w:val="Default"/>
-        <w:ind w:left="-851" w:right="-908"/>
-        <w:jc w:val="both"/>
-        <w:rPr>
-          <w:rFonts w:ascii="Consolas" w:hAnsi="Consolas"/>
-          <w:sz w:val="20"/>
-          <w:szCs w:val="20"/>
-        </w:rPr>
-      </w:pPr>
-      <w:proofErr w:type="spellStart"/>
-      <w:r>
-        <w:rPr>
-          <w:rFonts w:ascii="Consolas" w:hAnsi="Consolas"/>
-          <w:sz w:val="20"/>
-          <w:szCs w:val="20"/>
-        </w:rPr>
-        <w:t>Mean</w:t>
-      </w:r>
-      <w:proofErr w:type="spellEnd"/>
-      <w:r>
-        <w:rPr>
-          <w:rFonts w:ascii="Consolas" w:hAnsi="Consolas"/>
-          <w:sz w:val="20"/>
-          <w:szCs w:val="20"/>
-        </w:rPr>
-        <w:t xml:space="preserve"> </w:t>
-      </w:r>
-      <w:proofErr w:type="spellStart"/>
-      <w:r>
-        <w:rPr>
-          <w:rFonts w:ascii="Consolas" w:hAnsi="Consolas"/>
-          <w:sz w:val="20"/>
-          <w:szCs w:val="20"/>
-        </w:rPr>
-        <w:t>pixel</w:t>
-      </w:r>
-      <w:proofErr w:type="spellEnd"/>
-      <w:r>
-        <w:rPr>
-          <w:rFonts w:ascii="Consolas" w:hAnsi="Consolas"/>
-          <w:sz w:val="20"/>
-          <w:szCs w:val="20"/>
-        </w:rPr>
-        <w:t xml:space="preserve"> </w:t>
-      </w:r>
-      <w:proofErr w:type="spellStart"/>
-      <w:r>
-        <w:rPr>
-          <w:rFonts w:ascii="Consolas" w:hAnsi="Consolas"/>
-          <w:sz w:val="20"/>
-          <w:szCs w:val="20"/>
-        </w:rPr>
-        <w:t>value</w:t>
-      </w:r>
-      <w:proofErr w:type="spellEnd"/>
-      <w:r>
-        <w:rPr>
-          <w:rFonts w:ascii="Consolas" w:hAnsi="Consolas"/>
-          <w:sz w:val="20"/>
-          <w:szCs w:val="20"/>
-        </w:rPr>
-        <w:t>: 33.3184</w:t>
+          <w:lang w:val="en-US"/>
+        </w:rPr>
+        <w:t>Mean pixel value: 33.3184</w:t>
       </w:r>
     </w:p>
     <w:p>
@@ -851,15 +681,7 @@
           <w:bCs/>
           <w:lang w:val="en-US"/>
         </w:rPr>
-        <w:t>D</w:t>
-      </w:r>
-      <w:r>
-        <w:rPr>
-          <w:b/>
-          <w:bCs/>
-          <w:lang w:val="en-US"/>
-        </w:rPr>
-        <w:t>istribution of original digits (0-9)</w:t>
+        <w:t>Distribution of original digits (0-9)</w:t>
       </w:r>
     </w:p>
     <w:p>
@@ -871,54 +693,73 @@
           <w:rFonts w:ascii="Consolas" w:hAnsi="Consolas"/>
           <w:sz w:val="20"/>
           <w:szCs w:val="20"/>
-        </w:rPr>
-      </w:pPr>
-      <w:proofErr w:type="spellStart"/>
+          <w:lang w:val="en-US"/>
+        </w:rPr>
+      </w:pPr>
       <w:r>
         <w:rPr>
           <w:rFonts w:ascii="Consolas" w:hAnsi="Consolas"/>
           <w:sz w:val="20"/>
           <w:szCs w:val="20"/>
-        </w:rPr>
-        <w:t>Digit</w:t>
-      </w:r>
-      <w:proofErr w:type="spellEnd"/>
+          <w:lang w:val="en-US"/>
+        </w:rPr>
+        <w:t xml:space="preserve">Digit      | Count      | </w:t>
+      </w:r>
+      <w:proofErr w:type="gramStart"/>
       <w:r>
         <w:rPr>
           <w:rFonts w:ascii="Consolas" w:hAnsi="Consolas"/>
           <w:sz w:val="20"/>
           <w:szCs w:val="20"/>
-        </w:rPr>
-        <w:t xml:space="preserve">      | </w:t>
-      </w:r>
-      <w:proofErr w:type="spellStart"/>
-      <w:r>
+          <w:lang w:val="en-US"/>
+        </w:rPr>
+        <w:t>Percentage</w:t>
+      </w:r>
+      <w:proofErr w:type="gramEnd"/>
+    </w:p>
+    <w:p>
+      <w:pPr>
+        <w:pStyle w:val="Default"/>
+        <w:ind w:left="-851" w:right="-908"/>
+        <w:jc w:val="both"/>
         <w:rPr>
           <w:rFonts w:ascii="Consolas" w:hAnsi="Consolas"/>
           <w:sz w:val="20"/>
           <w:szCs w:val="20"/>
-        </w:rPr>
-        <w:t>Count</w:t>
-      </w:r>
-      <w:proofErr w:type="spellEnd"/>
+          <w:lang w:val="en-US"/>
+        </w:rPr>
+      </w:pPr>
       <w:r>
         <w:rPr>
           <w:rFonts w:ascii="Consolas" w:hAnsi="Consolas"/>
           <w:sz w:val="20"/>
           <w:szCs w:val="20"/>
-        </w:rPr>
-        <w:t xml:space="preserve">      | </w:t>
-      </w:r>
-      <w:proofErr w:type="spellStart"/>
-      <w:r>
+          <w:lang w:val="en-US"/>
+        </w:rPr>
+        <w:t>-----------------------------------</w:t>
+      </w:r>
+    </w:p>
+    <w:p>
+      <w:pPr>
+        <w:pStyle w:val="Default"/>
+        <w:ind w:left="-851" w:right="-908"/>
+        <w:jc w:val="both"/>
         <w:rPr>
           <w:rFonts w:ascii="Consolas" w:hAnsi="Consolas"/>
           <w:sz w:val="20"/>
           <w:szCs w:val="20"/>
-        </w:rPr>
-        <w:t>Percentage</w:t>
-      </w:r>
-      <w:proofErr w:type="spellEnd"/>
+          <w:lang w:val="en-US"/>
+        </w:rPr>
+      </w:pPr>
+      <w:r>
+        <w:rPr>
+          <w:rFonts w:ascii="Consolas" w:hAnsi="Consolas"/>
+          <w:sz w:val="20"/>
+          <w:szCs w:val="20"/>
+          <w:lang w:val="en-US"/>
+        </w:rPr>
+        <w:t>0          | 5923       |      9.87%</w:t>
+      </w:r>
     </w:p>
     <w:p>
       <w:pPr>
@@ -929,6 +770,7 @@
           <w:rFonts w:ascii="Consolas" w:hAnsi="Consolas"/>
           <w:sz w:val="20"/>
           <w:szCs w:val="20"/>
+          <w:lang w:val="en-US"/>
         </w:rPr>
       </w:pPr>
       <w:r>
@@ -936,6 +778,205 @@
           <w:rFonts w:ascii="Consolas" w:hAnsi="Consolas"/>
           <w:sz w:val="20"/>
           <w:szCs w:val="20"/>
+          <w:lang w:val="en-US"/>
+        </w:rPr>
+        <w:t>1          | 6742       |     11.24%</w:t>
+      </w:r>
+    </w:p>
+    <w:p>
+      <w:pPr>
+        <w:pStyle w:val="Default"/>
+        <w:ind w:left="-851" w:right="-908"/>
+        <w:jc w:val="both"/>
+        <w:rPr>
+          <w:rFonts w:ascii="Consolas" w:hAnsi="Consolas"/>
+          <w:sz w:val="20"/>
+          <w:szCs w:val="20"/>
+          <w:lang w:val="en-US"/>
+        </w:rPr>
+      </w:pPr>
+      <w:r>
+        <w:rPr>
+          <w:rFonts w:ascii="Consolas" w:hAnsi="Consolas"/>
+          <w:sz w:val="20"/>
+          <w:szCs w:val="20"/>
+          <w:lang w:val="en-US"/>
+        </w:rPr>
+        <w:t>2          | 5958       |      9.93%</w:t>
+      </w:r>
+    </w:p>
+    <w:p>
+      <w:pPr>
+        <w:pStyle w:val="Default"/>
+        <w:ind w:left="-851" w:right="-908"/>
+        <w:jc w:val="both"/>
+        <w:rPr>
+          <w:rFonts w:ascii="Consolas" w:hAnsi="Consolas"/>
+          <w:sz w:val="20"/>
+          <w:szCs w:val="20"/>
+          <w:lang w:val="en-US"/>
+        </w:rPr>
+      </w:pPr>
+      <w:r>
+        <w:rPr>
+          <w:rFonts w:ascii="Consolas" w:hAnsi="Consolas"/>
+          <w:sz w:val="20"/>
+          <w:szCs w:val="20"/>
+          <w:lang w:val="en-US"/>
+        </w:rPr>
+        <w:t>3          | 6131       |     10.22%</w:t>
+      </w:r>
+    </w:p>
+    <w:p>
+      <w:pPr>
+        <w:pStyle w:val="Default"/>
+        <w:ind w:left="-851" w:right="-908"/>
+        <w:jc w:val="both"/>
+        <w:rPr>
+          <w:rFonts w:ascii="Consolas" w:hAnsi="Consolas"/>
+          <w:sz w:val="20"/>
+          <w:szCs w:val="20"/>
+          <w:lang w:val="en-US"/>
+        </w:rPr>
+      </w:pPr>
+      <w:r>
+        <w:rPr>
+          <w:rFonts w:ascii="Consolas" w:hAnsi="Consolas"/>
+          <w:sz w:val="20"/>
+          <w:szCs w:val="20"/>
+          <w:lang w:val="en-US"/>
+        </w:rPr>
+        <w:t>4          | 5842       |      9.74%</w:t>
+      </w:r>
+    </w:p>
+    <w:p>
+      <w:pPr>
+        <w:pStyle w:val="Default"/>
+        <w:ind w:left="-851" w:right="-908"/>
+        <w:jc w:val="both"/>
+        <w:rPr>
+          <w:rFonts w:ascii="Consolas" w:hAnsi="Consolas"/>
+          <w:sz w:val="20"/>
+          <w:szCs w:val="20"/>
+          <w:lang w:val="en-US"/>
+        </w:rPr>
+      </w:pPr>
+      <w:r>
+        <w:rPr>
+          <w:rFonts w:ascii="Consolas" w:hAnsi="Consolas"/>
+          <w:sz w:val="20"/>
+          <w:szCs w:val="20"/>
+          <w:lang w:val="en-US"/>
+        </w:rPr>
+        <w:t>5          | 5421       |      9.04%</w:t>
+      </w:r>
+    </w:p>
+    <w:p>
+      <w:pPr>
+        <w:pStyle w:val="Default"/>
+        <w:ind w:left="-851" w:right="-908"/>
+        <w:jc w:val="both"/>
+        <w:rPr>
+          <w:rFonts w:ascii="Consolas" w:hAnsi="Consolas"/>
+          <w:sz w:val="20"/>
+          <w:szCs w:val="20"/>
+          <w:lang w:val="en-US"/>
+        </w:rPr>
+      </w:pPr>
+      <w:r>
+        <w:rPr>
+          <w:rFonts w:ascii="Consolas" w:hAnsi="Consolas"/>
+          <w:sz w:val="20"/>
+          <w:szCs w:val="20"/>
+          <w:lang w:val="en-US"/>
+        </w:rPr>
+        <w:t>6          | 5918       |      9.86%</w:t>
+      </w:r>
+    </w:p>
+    <w:p>
+      <w:pPr>
+        <w:pStyle w:val="Default"/>
+        <w:ind w:left="-851" w:right="-908"/>
+        <w:jc w:val="both"/>
+        <w:rPr>
+          <w:rFonts w:ascii="Consolas" w:hAnsi="Consolas"/>
+          <w:sz w:val="20"/>
+          <w:szCs w:val="20"/>
+          <w:lang w:val="en-US"/>
+        </w:rPr>
+      </w:pPr>
+      <w:r>
+        <w:rPr>
+          <w:rFonts w:ascii="Consolas" w:hAnsi="Consolas"/>
+          <w:sz w:val="20"/>
+          <w:szCs w:val="20"/>
+          <w:lang w:val="en-US"/>
+        </w:rPr>
+        <w:t>7          | 6265       |     10.44%</w:t>
+      </w:r>
+    </w:p>
+    <w:p>
+      <w:pPr>
+        <w:pStyle w:val="Default"/>
+        <w:ind w:left="-851" w:right="-908"/>
+        <w:jc w:val="both"/>
+        <w:rPr>
+          <w:rFonts w:ascii="Consolas" w:hAnsi="Consolas"/>
+          <w:sz w:val="20"/>
+          <w:szCs w:val="20"/>
+          <w:lang w:val="en-US"/>
+        </w:rPr>
+      </w:pPr>
+      <w:r>
+        <w:rPr>
+          <w:rFonts w:ascii="Consolas" w:hAnsi="Consolas"/>
+          <w:sz w:val="20"/>
+          <w:szCs w:val="20"/>
+          <w:lang w:val="en-US"/>
+        </w:rPr>
+        <w:t>8          | 5851       |      9.75%</w:t>
+      </w:r>
+    </w:p>
+    <w:p>
+      <w:pPr>
+        <w:pStyle w:val="Default"/>
+        <w:ind w:left="-851" w:right="-908"/>
+        <w:jc w:val="both"/>
+        <w:rPr>
+          <w:rFonts w:ascii="Consolas" w:hAnsi="Consolas"/>
+          <w:sz w:val="20"/>
+          <w:szCs w:val="20"/>
+          <w:lang w:val="en-US"/>
+        </w:rPr>
+      </w:pPr>
+      <w:r>
+        <w:rPr>
+          <w:rFonts w:ascii="Consolas" w:hAnsi="Consolas"/>
+          <w:sz w:val="20"/>
+          <w:szCs w:val="20"/>
+          <w:lang w:val="en-US"/>
+        </w:rPr>
+        <w:t>9          | 5949       |      9.92%</w:t>
+      </w:r>
+    </w:p>
+    <w:p>
+      <w:pPr>
+        <w:pStyle w:val="Default"/>
+        <w:ind w:left="-851" w:right="-908"/>
+        <w:jc w:val="both"/>
+        <w:rPr>
+          <w:rFonts w:ascii="Consolas" w:hAnsi="Consolas"/>
+          <w:sz w:val="20"/>
+          <w:szCs w:val="20"/>
+          <w:lang w:val="en-US"/>
+        </w:rPr>
+      </w:pPr>
+      <w:r>
+        <w:rPr>
+          <w:rFonts w:ascii="Consolas" w:hAnsi="Consolas"/>
+          <w:sz w:val="20"/>
+          <w:szCs w:val="20"/>
+          <w:lang w:val="en-US"/>
         </w:rPr>
         <w:t>-----------------------------------</w:t>
       </w:r>
@@ -946,18 +987,38 @@
         <w:ind w:left="-851" w:right="-908"/>
         <w:jc w:val="both"/>
         <w:rPr>
+          <w:sz w:val="22"/>
+          <w:szCs w:val="22"/>
+          <w:lang w:val="en-US"/>
+        </w:rPr>
+      </w:pPr>
+      <w:r>
+        <w:rPr>
           <w:rFonts w:ascii="Consolas" w:hAnsi="Consolas"/>
           <w:sz w:val="20"/>
           <w:szCs w:val="20"/>
-        </w:rPr>
-      </w:pPr>
+          <w:lang w:val="en-US"/>
+        </w:rPr>
+        <w:t xml:space="preserve">Total      | 60000      | </w:t>
+      </w:r>
+      <w:proofErr w:type="gramStart"/>
       <w:r>
         <w:rPr>
           <w:rFonts w:ascii="Consolas" w:hAnsi="Consolas"/>
           <w:sz w:val="20"/>
           <w:szCs w:val="20"/>
-        </w:rPr>
-        <w:t>0          | 5923       |      9.87%</w:t>
+          <w:lang w:val="en-US"/>
+        </w:rPr>
+        <w:t>100.00%</w:t>
+      </w:r>
+      <w:proofErr w:type="gramEnd"/>
+      <w:r>
+        <w:rPr>
+          <w:sz w:val="22"/>
+          <w:szCs w:val="22"/>
+          <w:lang w:val="en-US"/>
+        </w:rPr>
+        <w:t xml:space="preserve"> </w:t>
       </w:r>
     </w:p>
     <w:p>
@@ -966,9 +1027,60 @@
         <w:ind w:left="-851" w:right="-908"/>
         <w:jc w:val="both"/>
         <w:rPr>
+          <w:sz w:val="22"/>
+          <w:szCs w:val="22"/>
+          <w:lang w:val="en-US"/>
+        </w:rPr>
+      </w:pPr>
+    </w:p>
+    <w:p>
+      <w:pPr>
+        <w:pStyle w:val="Default"/>
+        <w:ind w:left="-851" w:right="-908"/>
+        <w:jc w:val="both"/>
+        <w:rPr>
+          <w:b/>
+          <w:bCs/>
+          <w:sz w:val="22"/>
+          <w:szCs w:val="22"/>
+          <w:lang w:val="en-US"/>
+        </w:rPr>
+      </w:pPr>
+      <w:r>
+        <w:rPr>
+          <w:b/>
+          <w:bCs/>
+          <w:sz w:val="22"/>
+          <w:szCs w:val="22"/>
+          <w:lang w:val="en-US"/>
+        </w:rPr>
+        <w:t>Image resolution verification</w:t>
+      </w:r>
+    </w:p>
+    <w:p>
+      <w:pPr>
+        <w:pStyle w:val="Default"/>
+        <w:ind w:left="-851" w:right="-908"/>
+        <w:jc w:val="both"/>
+        <w:rPr>
+          <w:b/>
+          <w:bCs/>
+          <w:sz w:val="22"/>
+          <w:szCs w:val="22"/>
+          <w:lang w:val="en-US"/>
+        </w:rPr>
+      </w:pPr>
+    </w:p>
+    <w:p>
+      <w:pPr>
+        <w:pStyle w:val="Default"/>
+        <w:ind w:left="-851" w:right="-908"/>
+        <w:jc w:val="both"/>
+        <w:rPr>
           <w:rFonts w:ascii="Consolas" w:hAnsi="Consolas"/>
           <w:sz w:val="20"/>
           <w:szCs w:val="20"/>
+          <w:lang w:val="en-US"/>
         </w:rPr>
       </w:pPr>
       <w:r>
@@ -976,8 +1088,9 @@
           <w:rFonts w:ascii="Consolas" w:hAnsi="Consolas"/>
           <w:sz w:val="20"/>
           <w:szCs w:val="20"/>
-        </w:rPr>
-        <w:t>1          | 6742       |     11.24%</w:t>
+          <w:lang w:val="en-US"/>
+        </w:rPr>
+        <w:t>Single image resolution: (28, 28)</w:t>
       </w:r>
     </w:p>
     <w:p>
@@ -989,6 +1102,7 @@
           <w:rFonts w:ascii="Consolas" w:hAnsi="Consolas"/>
           <w:sz w:val="20"/>
           <w:szCs w:val="20"/>
+          <w:lang w:val="en-US"/>
         </w:rPr>
       </w:pPr>
       <w:r>
@@ -996,335 +1110,7 @@
           <w:rFonts w:ascii="Consolas" w:hAnsi="Consolas"/>
           <w:sz w:val="20"/>
           <w:szCs w:val="20"/>
-        </w:rPr>
-        <w:t>2          | 5958       |      9.93%</w:t>
-      </w:r>
-    </w:p>
-    <w:p>
-      <w:pPr>
-        <w:pStyle w:val="Default"/>
-        <w:ind w:left="-851" w:right="-908"/>
-        <w:jc w:val="both"/>
-        <w:rPr>
-          <w:rFonts w:ascii="Consolas" w:hAnsi="Consolas"/>
-          <w:sz w:val="20"/>
-          <w:szCs w:val="20"/>
-        </w:rPr>
-      </w:pPr>
-      <w:r>
-        <w:rPr>
-          <w:rFonts w:ascii="Consolas" w:hAnsi="Consolas"/>
-          <w:sz w:val="20"/>
-          <w:szCs w:val="20"/>
-        </w:rPr>
-        <w:t>3          | 6131       |     10.22%</w:t>
-      </w:r>
-    </w:p>
-    <w:p>
-      <w:pPr>
-        <w:pStyle w:val="Default"/>
-        <w:ind w:left="-851" w:right="-908"/>
-        <w:jc w:val="both"/>
-        <w:rPr>
-          <w:rFonts w:ascii="Consolas" w:hAnsi="Consolas"/>
-          <w:sz w:val="20"/>
-          <w:szCs w:val="20"/>
-        </w:rPr>
-      </w:pPr>
-      <w:r>
-        <w:rPr>
-          <w:rFonts w:ascii="Consolas" w:hAnsi="Consolas"/>
-          <w:sz w:val="20"/>
-          <w:szCs w:val="20"/>
-        </w:rPr>
-        <w:t>4          | 5842       |      9.74%</w:t>
-      </w:r>
-    </w:p>
-    <w:p>
-      <w:pPr>
-        <w:pStyle w:val="Default"/>
-        <w:ind w:left="-851" w:right="-908"/>
-        <w:jc w:val="both"/>
-        <w:rPr>
-          <w:rFonts w:ascii="Consolas" w:hAnsi="Consolas"/>
-          <w:sz w:val="20"/>
-          <w:szCs w:val="20"/>
-        </w:rPr>
-      </w:pPr>
-      <w:r>
-        <w:rPr>
-          <w:rFonts w:ascii="Consolas" w:hAnsi="Consolas"/>
-          <w:sz w:val="20"/>
-          <w:szCs w:val="20"/>
-        </w:rPr>
-        <w:t>5          | 5421       |      9.04%</w:t>
-      </w:r>
-    </w:p>
-    <w:p>
-      <w:pPr>
-        <w:pStyle w:val="Default"/>
-        <w:ind w:left="-851" w:right="-908"/>
-        <w:jc w:val="both"/>
-        <w:rPr>
-          <w:rFonts w:ascii="Consolas" w:hAnsi="Consolas"/>
-          <w:sz w:val="20"/>
-          <w:szCs w:val="20"/>
-        </w:rPr>
-      </w:pPr>
-      <w:r>
-        <w:rPr>
-          <w:rFonts w:ascii="Consolas" w:hAnsi="Consolas"/>
-          <w:sz w:val="20"/>
-          <w:szCs w:val="20"/>
-        </w:rPr>
-        <w:t>6          | 5918       |      9.86%</w:t>
-      </w:r>
-    </w:p>
-    <w:p>
-      <w:pPr>
-        <w:pStyle w:val="Default"/>
-        <w:ind w:left="-851" w:right="-908"/>
-        <w:jc w:val="both"/>
-        <w:rPr>
-          <w:rFonts w:ascii="Consolas" w:hAnsi="Consolas"/>
-          <w:sz w:val="20"/>
-          <w:szCs w:val="20"/>
-        </w:rPr>
-      </w:pPr>
-      <w:r>
-        <w:rPr>
-          <w:rFonts w:ascii="Consolas" w:hAnsi="Consolas"/>
-          <w:sz w:val="20"/>
-          <w:szCs w:val="20"/>
-        </w:rPr>
-        <w:t>7          | 6265       |     10.44%</w:t>
-      </w:r>
-    </w:p>
-    <w:p>
-      <w:pPr>
-        <w:pStyle w:val="Default"/>
-        <w:ind w:left="-851" w:right="-908"/>
-        <w:jc w:val="both"/>
-        <w:rPr>
-          <w:rFonts w:ascii="Consolas" w:hAnsi="Consolas"/>
-          <w:sz w:val="20"/>
-          <w:szCs w:val="20"/>
-        </w:rPr>
-      </w:pPr>
-      <w:r>
-        <w:rPr>
-          <w:rFonts w:ascii="Consolas" w:hAnsi="Consolas"/>
-          <w:sz w:val="20"/>
-          <w:szCs w:val="20"/>
-        </w:rPr>
-        <w:t>8          | 5851       |      9.75%</w:t>
-      </w:r>
-    </w:p>
-    <w:p>
-      <w:pPr>
-        <w:pStyle w:val="Default"/>
-        <w:ind w:left="-851" w:right="-908"/>
-        <w:jc w:val="both"/>
-        <w:rPr>
-          <w:rFonts w:ascii="Consolas" w:hAnsi="Consolas"/>
-          <w:sz w:val="20"/>
-          <w:szCs w:val="20"/>
-        </w:rPr>
-      </w:pPr>
-      <w:r>
-        <w:rPr>
-          <w:rFonts w:ascii="Consolas" w:hAnsi="Consolas"/>
-          <w:sz w:val="20"/>
-          <w:szCs w:val="20"/>
-        </w:rPr>
-        <w:t>9          | 5949       |      9.92%</w:t>
-      </w:r>
-    </w:p>
-    <w:p>
-      <w:pPr>
-        <w:pStyle w:val="Default"/>
-        <w:ind w:left="-851" w:right="-908"/>
-        <w:jc w:val="both"/>
-        <w:rPr>
-          <w:rFonts w:ascii="Consolas" w:hAnsi="Consolas"/>
-          <w:sz w:val="20"/>
-          <w:szCs w:val="20"/>
-        </w:rPr>
-      </w:pPr>
-      <w:r>
-        <w:rPr>
-          <w:rFonts w:ascii="Consolas" w:hAnsi="Consolas"/>
-          <w:sz w:val="20"/>
-          <w:szCs w:val="20"/>
-        </w:rPr>
-        <w:t>-----------------------------------</w:t>
-      </w:r>
-    </w:p>
-    <w:p>
-      <w:pPr>
-        <w:pStyle w:val="Default"/>
-        <w:ind w:left="-851" w:right="-908"/>
-        <w:jc w:val="both"/>
-        <w:rPr>
-          <w:sz w:val="22"/>
-          <w:szCs w:val="22"/>
-          <w:lang w:val="en-US"/>
-        </w:rPr>
-      </w:pPr>
-      <w:proofErr w:type="spellStart"/>
-      <w:r>
-        <w:rPr>
-          <w:rFonts w:ascii="Consolas" w:hAnsi="Consolas"/>
-          <w:sz w:val="20"/>
-          <w:szCs w:val="20"/>
-        </w:rPr>
-        <w:t>Total</w:t>
-      </w:r>
-      <w:proofErr w:type="spellEnd"/>
-      <w:r>
-        <w:rPr>
-          <w:rFonts w:ascii="Consolas" w:hAnsi="Consolas"/>
-          <w:sz w:val="20"/>
-          <w:szCs w:val="20"/>
-        </w:rPr>
-        <w:t xml:space="preserve">      | 60000      | 100.00%</w:t>
-      </w:r>
-      <w:r>
-        <w:rPr>
-          <w:sz w:val="22"/>
-          <w:szCs w:val="22"/>
-          <w:lang w:val="en-US"/>
-        </w:rPr>
-        <w:t xml:space="preserve"> </w:t>
-      </w:r>
-    </w:p>
-    <w:p>
-      <w:pPr>
-        <w:pStyle w:val="Default"/>
-        <w:ind w:left="-851" w:right="-908"/>
-        <w:jc w:val="both"/>
-        <w:rPr>
-          <w:sz w:val="22"/>
-          <w:szCs w:val="22"/>
-          <w:lang w:val="en-US"/>
-        </w:rPr>
-      </w:pPr>
-    </w:p>
-    <w:p>
-      <w:pPr>
-        <w:pStyle w:val="Default"/>
-        <w:ind w:left="-851" w:right="-908"/>
-        <w:jc w:val="both"/>
-        <w:rPr>
-          <w:b/>
-          <w:bCs/>
-          <w:sz w:val="22"/>
-          <w:szCs w:val="22"/>
-          <w:lang w:val="en-US"/>
-        </w:rPr>
-      </w:pPr>
-      <w:proofErr w:type="spellStart"/>
-      <w:r>
-        <w:rPr>
-          <w:b/>
-          <w:bCs/>
-          <w:sz w:val="22"/>
-          <w:szCs w:val="22"/>
-        </w:rPr>
-        <w:t>Image</w:t>
-      </w:r>
-      <w:proofErr w:type="spellEnd"/>
-      <w:r>
-        <w:rPr>
-          <w:b/>
-          <w:bCs/>
-          <w:sz w:val="22"/>
-          <w:szCs w:val="22"/>
-        </w:rPr>
-        <w:t xml:space="preserve"> </w:t>
-      </w:r>
-      <w:proofErr w:type="spellStart"/>
-      <w:r>
-        <w:rPr>
-          <w:b/>
-          <w:bCs/>
-          <w:sz w:val="22"/>
-          <w:szCs w:val="22"/>
-        </w:rPr>
-        <w:t>resolution</w:t>
-      </w:r>
-      <w:proofErr w:type="spellEnd"/>
-      <w:r>
-        <w:rPr>
-          <w:b/>
-          <w:bCs/>
-          <w:sz w:val="22"/>
-          <w:szCs w:val="22"/>
-        </w:rPr>
-        <w:t xml:space="preserve"> </w:t>
-      </w:r>
-      <w:proofErr w:type="spellStart"/>
-      <w:r>
-        <w:rPr>
-          <w:b/>
-          <w:bCs/>
-          <w:sz w:val="22"/>
-          <w:szCs w:val="22"/>
-        </w:rPr>
-        <w:t>verification</w:t>
-      </w:r>
-      <w:proofErr w:type="spellEnd"/>
-    </w:p>
-    <w:p>
-      <w:pPr>
-        <w:pStyle w:val="Default"/>
-        <w:ind w:left="-851" w:right="-908"/>
-        <w:jc w:val="both"/>
-        <w:rPr>
-          <w:b/>
-          <w:bCs/>
-          <w:sz w:val="22"/>
-          <w:szCs w:val="22"/>
-          <w:lang w:val="en-US"/>
-        </w:rPr>
-      </w:pPr>
-    </w:p>
-    <w:p>
-      <w:pPr>
-        <w:pStyle w:val="Default"/>
-        <w:ind w:left="-851" w:right="-908"/>
-        <w:jc w:val="both"/>
-        <w:rPr>
-          <w:rFonts w:ascii="Consolas" w:hAnsi="Consolas"/>
-          <w:sz w:val="20"/>
-          <w:szCs w:val="20"/>
-        </w:rPr>
-      </w:pPr>
-      <w:r>
-        <w:rPr>
-          <w:rFonts w:ascii="Consolas" w:hAnsi="Consolas"/>
-          <w:sz w:val="20"/>
-          <w:szCs w:val="20"/>
-        </w:rPr>
-        <w:t>Single image resolution: (28, 28)</w:t>
-      </w:r>
-    </w:p>
-    <w:p>
-      <w:pPr>
-        <w:pStyle w:val="Default"/>
-        <w:ind w:left="-851" w:right="-908"/>
-        <w:jc w:val="both"/>
-        <w:rPr>
-          <w:rFonts w:ascii="Consolas" w:hAnsi="Consolas"/>
-          <w:sz w:val="20"/>
-          <w:szCs w:val="20"/>
-        </w:rPr>
-      </w:pPr>
-      <w:r>
-        <w:rPr>
-          <w:rFonts w:ascii="Consolas" w:hAnsi="Consolas"/>
-          <w:sz w:val="20"/>
-          <w:szCs w:val="20"/>
+          <w:lang w:val="en-US"/>
         </w:rPr>
         <w:t>Data type: uint8</w:t>
       </w:r>
@@ -1357,7 +1143,7 @@
           <w:noProof/>
         </w:rPr>
         <w:drawing>
-          <wp:inline distT="0" distB="0" distL="0" distR="0" wp14:anchorId="7C0AFE91" wp14:editId="5D1C7380">
+          <wp:inline distT="0" distB="0" distL="0" distR="0" wp14:anchorId="7C0AFE91" wp14:editId="0C7E37DB">
             <wp:extent cx="3657600" cy="3665525"/>
             <wp:effectExtent l="0" t="0" r="0" b="0"/>
             <wp:docPr id="4" name="Picture 4"/>
@@ -1974,38 +1760,470 @@
     </w:p>
     <w:p>
       <w:pPr>
-        <w:pStyle w:val="Default"/>
-        <w:jc w:val="both"/>
-        <w:rPr>
-          <w:sz w:val="22"/>
-          <w:szCs w:val="22"/>
-          <w:lang w:val="en-US"/>
-        </w:rPr>
-      </w:pPr>
-    </w:p>
-    <w:p>
-      <w:pPr>
-        <w:pStyle w:val="Default"/>
-        <w:ind w:left="-851"/>
-        <w:jc w:val="both"/>
-        <w:rPr>
-          <w:sz w:val="22"/>
-          <w:szCs w:val="22"/>
-          <w:lang w:val="en-US"/>
-        </w:rPr>
-      </w:pPr>
-    </w:p>
-    <w:p>
-      <w:pPr>
-        <w:pStyle w:val="Default"/>
-        <w:ind w:left="-851"/>
-        <w:jc w:val="both"/>
-        <w:rPr>
-          <w:sz w:val="22"/>
-          <w:szCs w:val="22"/>
-          <w:lang w:val="en-US"/>
-        </w:rPr>
-      </w:pPr>
+        <w:spacing w:after="0" w:line="240" w:lineRule="auto"/>
+        <w:rPr>
+          <w:rFonts w:ascii="Consolas" w:eastAsia="Times New Roman" w:hAnsi="Consolas" w:cs="Times New Roman"/>
+          <w:color w:val="000000" w:themeColor="text1"/>
+          <w:kern w:val="0"/>
+          <w:sz w:val="20"/>
+          <w:szCs w:val="20"/>
+          <w:lang w:val="en-US" w:eastAsia="el-GR"/>
+          <w14:ligatures w14:val="none"/>
+        </w:rPr>
+      </w:pPr>
+    </w:p>
+    <w:p>
+      <w:pPr>
+        <w:spacing w:after="0" w:line="240" w:lineRule="auto"/>
+        <w:ind w:left="-851"/>
+        <w:rPr>
+          <w:rFonts w:ascii="Consolas" w:eastAsia="Times New Roman" w:hAnsi="Consolas" w:cs="Times New Roman"/>
+          <w:color w:val="000000" w:themeColor="text1"/>
+          <w:kern w:val="0"/>
+          <w:sz w:val="20"/>
+          <w:szCs w:val="20"/>
+          <w:lang w:val="en-US" w:eastAsia="el-GR"/>
+          <w14:ligatures w14:val="none"/>
+        </w:rPr>
+      </w:pPr>
+      <w:r>
+        <w:rPr>
+          <w:rFonts w:ascii="Consolas" w:eastAsia="Times New Roman" w:hAnsi="Consolas" w:cs="Times New Roman"/>
+          <w:color w:val="000000" w:themeColor="text1"/>
+          <w:kern w:val="0"/>
+          <w:sz w:val="20"/>
+          <w:szCs w:val="20"/>
+          <w:lang w:val="en-US" w:eastAsia="el-GR"/>
+          <w14:ligatures w14:val="none"/>
+        </w:rPr>
+        <w:t>Best Hyperparameters found: {'C': 10, 'gamma': 'scale', 'kernel': '</w:t>
+      </w:r>
+      <w:proofErr w:type="spellStart"/>
+      <w:r>
+        <w:rPr>
+          <w:rFonts w:ascii="Consolas" w:eastAsia="Times New Roman" w:hAnsi="Consolas" w:cs="Times New Roman"/>
+          <w:color w:val="000000" w:themeColor="text1"/>
+          <w:kern w:val="0"/>
+          <w:sz w:val="20"/>
+          <w:szCs w:val="20"/>
+          <w:lang w:val="en-US" w:eastAsia="el-GR"/>
+          <w14:ligatures w14:val="none"/>
+        </w:rPr>
+        <w:t>rbf</w:t>
+      </w:r>
+      <w:proofErr w:type="spellEnd"/>
+      <w:r>
+        <w:rPr>
+          <w:rFonts w:ascii="Consolas" w:eastAsia="Times New Roman" w:hAnsi="Consolas" w:cs="Times New Roman"/>
+          <w:color w:val="000000" w:themeColor="text1"/>
+          <w:kern w:val="0"/>
+          <w:sz w:val="20"/>
+          <w:szCs w:val="20"/>
+          <w:lang w:val="en-US" w:eastAsia="el-GR"/>
+          <w14:ligatures w14:val="none"/>
+        </w:rPr>
+        <w:t>'}</w:t>
+      </w:r>
+    </w:p>
+    <w:p>
+      <w:pPr>
+        <w:pStyle w:val="Default"/>
+        <w:ind w:left="-851"/>
+        <w:rPr>
+          <w:rFonts w:ascii="Consolas" w:eastAsia="Times New Roman" w:hAnsi="Consolas" w:cs="Times New Roman"/>
+          <w:color w:val="000000" w:themeColor="text1"/>
+          <w:sz w:val="20"/>
+          <w:szCs w:val="20"/>
+          <w:lang w:val="en-US" w:eastAsia="el-GR"/>
+          <w14:ligatures w14:val="none"/>
+        </w:rPr>
+      </w:pPr>
+      <w:r>
+        <w:rPr>
+          <w:rFonts w:ascii="Consolas" w:eastAsia="Times New Roman" w:hAnsi="Consolas" w:cs="Times New Roman"/>
+          <w:color w:val="000000" w:themeColor="text1"/>
+          <w:sz w:val="20"/>
+          <w:szCs w:val="20"/>
+          <w:lang w:eastAsia="el-GR"/>
+          <w14:ligatures w14:val="none"/>
+        </w:rPr>
+        <w:t>Best Cross-</w:t>
+      </w:r>
+      <w:proofErr w:type="spellStart"/>
+      <w:r>
+        <w:rPr>
+          <w:rFonts w:ascii="Consolas" w:eastAsia="Times New Roman" w:hAnsi="Consolas" w:cs="Times New Roman"/>
+          <w:color w:val="000000" w:themeColor="text1"/>
+          <w:sz w:val="20"/>
+          <w:szCs w:val="20"/>
+          <w:lang w:eastAsia="el-GR"/>
+          <w14:ligatures w14:val="none"/>
+        </w:rPr>
+        <w:t>Validation</w:t>
+      </w:r>
+      <w:proofErr w:type="spellEnd"/>
+      <w:r>
+        <w:rPr>
+          <w:rFonts w:ascii="Consolas" w:eastAsia="Times New Roman" w:hAnsi="Consolas" w:cs="Times New Roman"/>
+          <w:color w:val="000000" w:themeColor="text1"/>
+          <w:sz w:val="20"/>
+          <w:szCs w:val="20"/>
+          <w:lang w:eastAsia="el-GR"/>
+          <w14:ligatures w14:val="none"/>
+        </w:rPr>
+        <w:t xml:space="preserve"> </w:t>
+      </w:r>
+      <w:proofErr w:type="spellStart"/>
+      <w:r>
+        <w:rPr>
+          <w:rFonts w:ascii="Consolas" w:eastAsia="Times New Roman" w:hAnsi="Consolas" w:cs="Times New Roman"/>
+          <w:color w:val="000000" w:themeColor="text1"/>
+          <w:sz w:val="20"/>
+          <w:szCs w:val="20"/>
+          <w:lang w:eastAsia="el-GR"/>
+          <w14:ligatures w14:val="none"/>
+        </w:rPr>
+        <w:t>Accuracy</w:t>
+      </w:r>
+      <w:proofErr w:type="spellEnd"/>
+      <w:r>
+        <w:rPr>
+          <w:rFonts w:ascii="Consolas" w:eastAsia="Times New Roman" w:hAnsi="Consolas" w:cs="Times New Roman"/>
+          <w:color w:val="000000" w:themeColor="text1"/>
+          <w:sz w:val="20"/>
+          <w:szCs w:val="20"/>
+          <w:lang w:eastAsia="el-GR"/>
+          <w14:ligatures w14:val="none"/>
+        </w:rPr>
+        <w:t>: 0.9762</w:t>
+      </w:r>
+    </w:p>
+    <w:p>
+      <w:pPr>
+        <w:pStyle w:val="Default"/>
+        <w:ind w:left="-851"/>
+        <w:rPr>
+          <w:rFonts w:ascii="Consolas" w:eastAsia="Times New Roman" w:hAnsi="Consolas" w:cs="Times New Roman"/>
+          <w:color w:val="000000" w:themeColor="text1"/>
+          <w:sz w:val="20"/>
+          <w:szCs w:val="20"/>
+          <w:lang w:val="en-US" w:eastAsia="el-GR"/>
+          <w14:ligatures w14:val="none"/>
+        </w:rPr>
+      </w:pPr>
+    </w:p>
+    <w:p>
+      <w:pPr>
+        <w:spacing w:after="0" w:line="240" w:lineRule="auto"/>
+        <w:ind w:left="-851"/>
+        <w:rPr>
+          <w:rFonts w:ascii="Consolas" w:eastAsia="Times New Roman" w:hAnsi="Consolas" w:cs="Times New Roman"/>
+          <w:color w:val="000000" w:themeColor="text1"/>
+          <w:kern w:val="0"/>
+          <w:sz w:val="20"/>
+          <w:szCs w:val="20"/>
+          <w:lang w:val="en-US" w:eastAsia="el-GR"/>
+          <w14:ligatures w14:val="none"/>
+        </w:rPr>
+      </w:pPr>
+      <w:r>
+        <w:rPr>
+          <w:rFonts w:ascii="Consolas" w:eastAsia="Times New Roman" w:hAnsi="Consolas" w:cs="Times New Roman"/>
+          <w:color w:val="000000" w:themeColor="text1"/>
+          <w:kern w:val="0"/>
+          <w:sz w:val="20"/>
+          <w:szCs w:val="20"/>
+          <w:lang w:val="en-US" w:eastAsia="el-GR"/>
+          <w14:ligatures w14:val="none"/>
+        </w:rPr>
+        <w:t>------------------------------</w:t>
+      </w:r>
+    </w:p>
+    <w:p>
+      <w:pPr>
+        <w:spacing w:after="0" w:line="240" w:lineRule="auto"/>
+        <w:ind w:left="-851"/>
+        <w:rPr>
+          <w:rFonts w:ascii="Consolas" w:eastAsia="Times New Roman" w:hAnsi="Consolas" w:cs="Times New Roman"/>
+          <w:color w:val="000000" w:themeColor="text1"/>
+          <w:kern w:val="0"/>
+          <w:sz w:val="20"/>
+          <w:szCs w:val="20"/>
+          <w:lang w:val="en-US" w:eastAsia="el-GR"/>
+          <w14:ligatures w14:val="none"/>
+        </w:rPr>
+      </w:pPr>
+      <w:r>
+        <w:rPr>
+          <w:rFonts w:ascii="Consolas" w:eastAsia="Times New Roman" w:hAnsi="Consolas" w:cs="Times New Roman"/>
+          <w:color w:val="000000" w:themeColor="text1"/>
+          <w:kern w:val="0"/>
+          <w:sz w:val="20"/>
+          <w:szCs w:val="20"/>
+          <w:lang w:val="en-US" w:eastAsia="el-GR"/>
+          <w14:ligatures w14:val="none"/>
+        </w:rPr>
+        <w:t>SVM BENCHMARK RESULTS</w:t>
+      </w:r>
+    </w:p>
+    <w:p>
+      <w:pPr>
+        <w:spacing w:after="0" w:line="240" w:lineRule="auto"/>
+        <w:ind w:left="-851"/>
+        <w:rPr>
+          <w:rFonts w:ascii="Consolas" w:eastAsia="Times New Roman" w:hAnsi="Consolas" w:cs="Times New Roman"/>
+          <w:color w:val="000000" w:themeColor="text1"/>
+          <w:kern w:val="0"/>
+          <w:sz w:val="20"/>
+          <w:szCs w:val="20"/>
+          <w:lang w:val="en-US" w:eastAsia="el-GR"/>
+          <w14:ligatures w14:val="none"/>
+        </w:rPr>
+      </w:pPr>
+      <w:r>
+        <w:rPr>
+          <w:rFonts w:ascii="Consolas" w:eastAsia="Times New Roman" w:hAnsi="Consolas" w:cs="Times New Roman"/>
+          <w:color w:val="000000" w:themeColor="text1"/>
+          <w:kern w:val="0"/>
+          <w:sz w:val="20"/>
+          <w:szCs w:val="20"/>
+          <w:lang w:val="en-US" w:eastAsia="el-GR"/>
+          <w14:ligatures w14:val="none"/>
+        </w:rPr>
+        <w:t>------------------------------</w:t>
+      </w:r>
+    </w:p>
+    <w:p>
+      <w:pPr>
+        <w:spacing w:after="0" w:line="240" w:lineRule="auto"/>
+        <w:ind w:left="-851"/>
+        <w:rPr>
+          <w:rFonts w:ascii="Consolas" w:eastAsia="Times New Roman" w:hAnsi="Consolas" w:cs="Times New Roman"/>
+          <w:color w:val="000000" w:themeColor="text1"/>
+          <w:kern w:val="0"/>
+          <w:sz w:val="20"/>
+          <w:szCs w:val="20"/>
+          <w:lang w:val="en-US" w:eastAsia="el-GR"/>
+          <w14:ligatures w14:val="none"/>
+        </w:rPr>
+      </w:pPr>
+      <w:r>
+        <w:rPr>
+          <w:rFonts w:ascii="Consolas" w:eastAsia="Times New Roman" w:hAnsi="Consolas" w:cs="Times New Roman"/>
+          <w:color w:val="000000" w:themeColor="text1"/>
+          <w:kern w:val="0"/>
+          <w:sz w:val="20"/>
+          <w:szCs w:val="20"/>
+          <w:lang w:val="en-US" w:eastAsia="el-GR"/>
+          <w14:ligatures w14:val="none"/>
+        </w:rPr>
+        <w:t xml:space="preserve">Best Kernel:  </w:t>
+      </w:r>
+      <w:proofErr w:type="spellStart"/>
+      <w:r>
+        <w:rPr>
+          <w:rFonts w:ascii="Consolas" w:eastAsia="Times New Roman" w:hAnsi="Consolas" w:cs="Times New Roman"/>
+          <w:color w:val="000000" w:themeColor="text1"/>
+          <w:kern w:val="0"/>
+          <w:sz w:val="20"/>
+          <w:szCs w:val="20"/>
+          <w:lang w:val="en-US" w:eastAsia="el-GR"/>
+          <w14:ligatures w14:val="none"/>
+        </w:rPr>
+        <w:t>rbf</w:t>
+      </w:r>
+      <w:proofErr w:type="spellEnd"/>
+    </w:p>
+    <w:p>
+      <w:pPr>
+        <w:spacing w:after="0" w:line="240" w:lineRule="auto"/>
+        <w:ind w:left="-851"/>
+        <w:rPr>
+          <w:rFonts w:ascii="Consolas" w:eastAsia="Times New Roman" w:hAnsi="Consolas" w:cs="Times New Roman"/>
+          <w:color w:val="000000" w:themeColor="text1"/>
+          <w:kern w:val="0"/>
+          <w:sz w:val="20"/>
+          <w:szCs w:val="20"/>
+          <w:lang w:val="en-US" w:eastAsia="el-GR"/>
+          <w14:ligatures w14:val="none"/>
+        </w:rPr>
+      </w:pPr>
+      <w:r>
+        <w:rPr>
+          <w:rFonts w:ascii="Consolas" w:eastAsia="Times New Roman" w:hAnsi="Consolas" w:cs="Times New Roman"/>
+          <w:color w:val="000000" w:themeColor="text1"/>
+          <w:kern w:val="0"/>
+          <w:sz w:val="20"/>
+          <w:szCs w:val="20"/>
+          <w:lang w:val="en-US" w:eastAsia="el-GR"/>
+          <w14:ligatures w14:val="none"/>
+        </w:rPr>
+        <w:t>Best C:       10</w:t>
+      </w:r>
+    </w:p>
+    <w:p>
+      <w:pPr>
+        <w:spacing w:after="0" w:line="240" w:lineRule="auto"/>
+        <w:ind w:left="-851"/>
+        <w:rPr>
+          <w:rFonts w:ascii="Consolas" w:eastAsia="Times New Roman" w:hAnsi="Consolas" w:cs="Times New Roman"/>
+          <w:color w:val="000000" w:themeColor="text1"/>
+          <w:kern w:val="0"/>
+          <w:sz w:val="20"/>
+          <w:szCs w:val="20"/>
+          <w:lang w:val="en-US" w:eastAsia="el-GR"/>
+          <w14:ligatures w14:val="none"/>
+        </w:rPr>
+      </w:pPr>
+      <w:r>
+        <w:rPr>
+          <w:rFonts w:ascii="Consolas" w:eastAsia="Times New Roman" w:hAnsi="Consolas" w:cs="Times New Roman"/>
+          <w:color w:val="000000" w:themeColor="text1"/>
+          <w:kern w:val="0"/>
+          <w:sz w:val="20"/>
+          <w:szCs w:val="20"/>
+          <w:lang w:val="en-US" w:eastAsia="el-GR"/>
+          <w14:ligatures w14:val="none"/>
+        </w:rPr>
+        <w:t>Best Gamma:   scale</w:t>
+      </w:r>
+    </w:p>
+    <w:p>
+      <w:pPr>
+        <w:spacing w:after="0" w:line="240" w:lineRule="auto"/>
+        <w:ind w:left="-851"/>
+        <w:rPr>
+          <w:rFonts w:ascii="Consolas" w:eastAsia="Times New Roman" w:hAnsi="Consolas" w:cs="Times New Roman"/>
+          <w:color w:val="000000" w:themeColor="text1"/>
+          <w:kern w:val="0"/>
+          <w:sz w:val="20"/>
+          <w:szCs w:val="20"/>
+          <w:lang w:val="en-US" w:eastAsia="el-GR"/>
+          <w14:ligatures w14:val="none"/>
+        </w:rPr>
+      </w:pPr>
+      <w:r>
+        <w:rPr>
+          <w:rFonts w:ascii="Consolas" w:eastAsia="Times New Roman" w:hAnsi="Consolas" w:cs="Times New Roman"/>
+          <w:color w:val="000000" w:themeColor="text1"/>
+          <w:kern w:val="0"/>
+          <w:sz w:val="20"/>
+          <w:szCs w:val="20"/>
+          <w:lang w:val="en-US" w:eastAsia="el-GR"/>
+          <w14:ligatures w14:val="none"/>
+        </w:rPr>
+        <w:t>------------------------------</w:t>
+      </w:r>
+    </w:p>
+    <w:p>
+      <w:pPr>
+        <w:spacing w:after="0" w:line="240" w:lineRule="auto"/>
+        <w:ind w:left="-851"/>
+        <w:rPr>
+          <w:rFonts w:ascii="Consolas" w:eastAsia="Times New Roman" w:hAnsi="Consolas" w:cs="Times New Roman"/>
+          <w:color w:val="000000" w:themeColor="text1"/>
+          <w:kern w:val="0"/>
+          <w:sz w:val="20"/>
+          <w:szCs w:val="20"/>
+          <w:lang w:val="en-US" w:eastAsia="el-GR"/>
+          <w14:ligatures w14:val="none"/>
+        </w:rPr>
+      </w:pPr>
+      <w:proofErr w:type="spellStart"/>
+      <w:r>
+        <w:rPr>
+          <w:rFonts w:ascii="Consolas" w:eastAsia="Times New Roman" w:hAnsi="Consolas" w:cs="Times New Roman"/>
+          <w:color w:val="000000" w:themeColor="text1"/>
+          <w:kern w:val="0"/>
+          <w:sz w:val="20"/>
+          <w:szCs w:val="20"/>
+          <w:lang w:val="en-US" w:eastAsia="el-GR"/>
+          <w14:ligatures w14:val="none"/>
+        </w:rPr>
+        <w:t>Benchmark</w:t>
+      </w:r>
+      <w:proofErr w:type="spellEnd"/>
+      <w:r>
+        <w:rPr>
+          <w:rFonts w:ascii="Consolas" w:eastAsia="Times New Roman" w:hAnsi="Consolas" w:cs="Times New Roman"/>
+          <w:color w:val="000000" w:themeColor="text1"/>
+          <w:kern w:val="0"/>
+          <w:sz w:val="20"/>
+          <w:szCs w:val="20"/>
+          <w:lang w:val="en-US" w:eastAsia="el-GR"/>
+          <w14:ligatures w14:val="none"/>
+        </w:rPr>
+        <w:t xml:space="preserve"> </w:t>
+      </w:r>
+      <w:proofErr w:type="spellStart"/>
+      <w:r>
+        <w:rPr>
+          <w:rFonts w:ascii="Consolas" w:eastAsia="Times New Roman" w:hAnsi="Consolas" w:cs="Times New Roman"/>
+          <w:color w:val="000000" w:themeColor="text1"/>
+          <w:kern w:val="0"/>
+          <w:sz w:val="20"/>
+          <w:szCs w:val="20"/>
+          <w:lang w:val="en-US" w:eastAsia="el-GR"/>
+          <w14:ligatures w14:val="none"/>
+        </w:rPr>
+        <w:t>Accuracy</w:t>
+      </w:r>
+      <w:proofErr w:type="spellEnd"/>
+      <w:r>
+        <w:rPr>
+          <w:rFonts w:ascii="Consolas" w:eastAsia="Times New Roman" w:hAnsi="Consolas" w:cs="Times New Roman"/>
+          <w:color w:val="000000" w:themeColor="text1"/>
+          <w:kern w:val="0"/>
+          <w:sz w:val="20"/>
+          <w:szCs w:val="20"/>
+          <w:lang w:val="en-US" w:eastAsia="el-GR"/>
+          <w14:ligatures w14:val="none"/>
+        </w:rPr>
+        <w:t>: 97.90%</w:t>
+      </w:r>
+    </w:p>
+    <w:p>
+      <w:pPr>
+        <w:spacing w:after="0" w:line="240" w:lineRule="auto"/>
+        <w:ind w:left="-851"/>
+        <w:rPr>
+          <w:rFonts w:ascii="Consolas" w:eastAsia="Times New Roman" w:hAnsi="Consolas" w:cs="Times New Roman"/>
+          <w:color w:val="000000" w:themeColor="text1"/>
+          <w:kern w:val="0"/>
+          <w:sz w:val="20"/>
+          <w:szCs w:val="20"/>
+          <w:lang w:val="en-US" w:eastAsia="el-GR"/>
+          <w14:ligatures w14:val="none"/>
+        </w:rPr>
+      </w:pPr>
+      <w:r>
+        <w:rPr>
+          <w:rFonts w:ascii="Consolas" w:eastAsia="Times New Roman" w:hAnsi="Consolas" w:cs="Times New Roman"/>
+          <w:color w:val="000000" w:themeColor="text1"/>
+          <w:kern w:val="0"/>
+          <w:sz w:val="20"/>
+          <w:szCs w:val="20"/>
+          <w:lang w:val="en-US" w:eastAsia="el-GR"/>
+          <w14:ligatures w14:val="none"/>
+        </w:rPr>
+        <w:t>------------------------------</w:t>
+      </w:r>
+    </w:p>
+    <w:p>
+      <w:pPr>
+        <w:rPr>
+          <w:rFonts w:ascii="Calibri" w:hAnsi="Calibri" w:cs="Calibri"/>
+          <w:color w:val="000000"/>
+          <w:kern w:val="0"/>
+          <w:lang w:val="en-US"/>
+        </w:rPr>
+      </w:pPr>
+      <w:r>
+        <w:rPr>
+          <w:lang w:val="en-US"/>
+        </w:rPr>
+        <w:br w:type="page"/>
+      </w:r>
     </w:p>
     <w:p>
       <w:pPr>
@@ -2030,6 +2248,7 @@
           <w:szCs w:val="28"/>
           <w:lang w:val="en-US"/>
         </w:rPr>
+        <w:lastRenderedPageBreak/>
         <w:t>Dimensionality reduction via PCA</w:t>
       </w:r>
     </w:p>
@@ -2051,23 +2270,514 @@
         <w:ind w:left="-851"/>
         <w:jc w:val="both"/>
         <w:rPr>
-          <w:sz w:val="22"/>
-          <w:szCs w:val="22"/>
-          <w:lang w:val="en-US"/>
-        </w:rPr>
-      </w:pPr>
-    </w:p>
-    <w:p>
-      <w:pPr>
-        <w:pStyle w:val="Default"/>
-        <w:ind w:left="-851"/>
-        <w:jc w:val="both"/>
-        <w:rPr>
-          <w:sz w:val="22"/>
-          <w:szCs w:val="22"/>
-          <w:lang w:val="en-US"/>
-        </w:rPr>
-      </w:pPr>
+          <w:rFonts w:ascii="Consolas" w:eastAsia="Times New Roman" w:hAnsi="Consolas" w:cs="Times New Roman"/>
+          <w:color w:val="000000" w:themeColor="text1"/>
+          <w:sz w:val="20"/>
+          <w:szCs w:val="20"/>
+          <w:lang w:val="en-US" w:eastAsia="el-GR"/>
+          <w14:ligatures w14:val="none"/>
+        </w:rPr>
+      </w:pPr>
+      <w:r>
+        <w:rPr>
+          <w:rFonts w:ascii="Consolas" w:eastAsia="Times New Roman" w:hAnsi="Consolas" w:cs="Times New Roman"/>
+          <w:color w:val="000000" w:themeColor="text1"/>
+          <w:sz w:val="20"/>
+          <w:szCs w:val="20"/>
+          <w:lang w:val="en-US" w:eastAsia="el-GR"/>
+          <w14:ligatures w14:val="none"/>
+        </w:rPr>
+        <w:t>Evaluating PCA for different values of K...</w:t>
+      </w:r>
+    </w:p>
+    <w:p>
+      <w:pPr>
+        <w:pStyle w:val="Default"/>
+        <w:ind w:left="-851"/>
+        <w:jc w:val="both"/>
+        <w:rPr>
+          <w:rFonts w:ascii="Consolas" w:eastAsia="Times New Roman" w:hAnsi="Consolas" w:cs="Times New Roman"/>
+          <w:color w:val="000000" w:themeColor="text1"/>
+          <w:sz w:val="20"/>
+          <w:szCs w:val="20"/>
+          <w:lang w:val="en-US" w:eastAsia="el-GR"/>
+          <w14:ligatures w14:val="none"/>
+        </w:rPr>
+      </w:pPr>
+      <w:r>
+        <w:rPr>
+          <w:rFonts w:ascii="Consolas" w:eastAsia="Times New Roman" w:hAnsi="Consolas" w:cs="Times New Roman"/>
+          <w:color w:val="000000" w:themeColor="text1"/>
+          <w:sz w:val="20"/>
+          <w:szCs w:val="20"/>
+          <w:lang w:val="en-US" w:eastAsia="el-GR"/>
+          <w14:ligatures w14:val="none"/>
+        </w:rPr>
+        <w:t>K = 2: Accuracy = 71.77%</w:t>
+      </w:r>
+    </w:p>
+    <w:p>
+      <w:pPr>
+        <w:pStyle w:val="Default"/>
+        <w:ind w:left="-851"/>
+        <w:jc w:val="both"/>
+        <w:rPr>
+          <w:rFonts w:ascii="Consolas" w:eastAsia="Times New Roman" w:hAnsi="Consolas" w:cs="Times New Roman"/>
+          <w:color w:val="000000" w:themeColor="text1"/>
+          <w:sz w:val="20"/>
+          <w:szCs w:val="20"/>
+          <w:lang w:val="en-US" w:eastAsia="el-GR"/>
+          <w14:ligatures w14:val="none"/>
+        </w:rPr>
+      </w:pPr>
+      <w:r>
+        <w:rPr>
+          <w:rFonts w:ascii="Consolas" w:eastAsia="Times New Roman" w:hAnsi="Consolas" w:cs="Times New Roman"/>
+          <w:color w:val="000000" w:themeColor="text1"/>
+          <w:sz w:val="20"/>
+          <w:szCs w:val="20"/>
+          <w:lang w:val="en-US" w:eastAsia="el-GR"/>
+          <w14:ligatures w14:val="none"/>
+        </w:rPr>
+        <w:t>K = 5: Accuracy = 83.34%</w:t>
+      </w:r>
+    </w:p>
+    <w:p>
+      <w:pPr>
+        <w:pStyle w:val="Default"/>
+        <w:ind w:left="-851"/>
+        <w:jc w:val="both"/>
+        <w:rPr>
+          <w:rFonts w:ascii="Consolas" w:eastAsia="Times New Roman" w:hAnsi="Consolas" w:cs="Times New Roman"/>
+          <w:color w:val="000000" w:themeColor="text1"/>
+          <w:sz w:val="20"/>
+          <w:szCs w:val="20"/>
+          <w:lang w:val="en-US" w:eastAsia="el-GR"/>
+          <w14:ligatures w14:val="none"/>
+        </w:rPr>
+      </w:pPr>
+      <w:r>
+        <w:rPr>
+          <w:rFonts w:ascii="Consolas" w:eastAsia="Times New Roman" w:hAnsi="Consolas" w:cs="Times New Roman"/>
+          <w:color w:val="000000" w:themeColor="text1"/>
+          <w:sz w:val="20"/>
+          <w:szCs w:val="20"/>
+          <w:lang w:val="en-US" w:eastAsia="el-GR"/>
+          <w14:ligatures w14:val="none"/>
+        </w:rPr>
+        <w:t>K = 10: Accuracy = 94.82%</w:t>
+      </w:r>
+    </w:p>
+    <w:p>
+      <w:pPr>
+        <w:pStyle w:val="Default"/>
+        <w:ind w:left="-851"/>
+        <w:jc w:val="both"/>
+        <w:rPr>
+          <w:rFonts w:ascii="Consolas" w:eastAsia="Times New Roman" w:hAnsi="Consolas" w:cs="Times New Roman"/>
+          <w:color w:val="000000" w:themeColor="text1"/>
+          <w:sz w:val="20"/>
+          <w:szCs w:val="20"/>
+          <w:lang w:val="en-US" w:eastAsia="el-GR"/>
+          <w14:ligatures w14:val="none"/>
+        </w:rPr>
+      </w:pPr>
+      <w:r>
+        <w:rPr>
+          <w:rFonts w:ascii="Consolas" w:eastAsia="Times New Roman" w:hAnsi="Consolas" w:cs="Times New Roman"/>
+          <w:color w:val="000000" w:themeColor="text1"/>
+          <w:sz w:val="20"/>
+          <w:szCs w:val="20"/>
+          <w:lang w:val="en-US" w:eastAsia="el-GR"/>
+          <w14:ligatures w14:val="none"/>
+        </w:rPr>
+        <w:t>K = 20: Accuracy = 97.74%</w:t>
+      </w:r>
+    </w:p>
+    <w:p>
+      <w:pPr>
+        <w:pStyle w:val="Default"/>
+        <w:ind w:left="-851"/>
+        <w:jc w:val="both"/>
+        <w:rPr>
+          <w:rFonts w:ascii="Consolas" w:eastAsia="Times New Roman" w:hAnsi="Consolas" w:cs="Times New Roman"/>
+          <w:color w:val="000000" w:themeColor="text1"/>
+          <w:sz w:val="20"/>
+          <w:szCs w:val="20"/>
+          <w:lang w:val="en-US" w:eastAsia="el-GR"/>
+          <w14:ligatures w14:val="none"/>
+        </w:rPr>
+      </w:pPr>
+      <w:r>
+        <w:rPr>
+          <w:rFonts w:ascii="Consolas" w:eastAsia="Times New Roman" w:hAnsi="Consolas" w:cs="Times New Roman"/>
+          <w:color w:val="000000" w:themeColor="text1"/>
+          <w:sz w:val="20"/>
+          <w:szCs w:val="20"/>
+          <w:lang w:val="en-US" w:eastAsia="el-GR"/>
+          <w14:ligatures w14:val="none"/>
+        </w:rPr>
+        <w:t>K = 50: Accuracy = 98.23%</w:t>
+      </w:r>
+    </w:p>
+    <w:p>
+      <w:pPr>
+        <w:pStyle w:val="Default"/>
+        <w:ind w:left="-851"/>
+        <w:jc w:val="both"/>
+        <w:rPr>
+          <w:rFonts w:ascii="Consolas" w:eastAsia="Times New Roman" w:hAnsi="Consolas" w:cs="Times New Roman"/>
+          <w:color w:val="000000" w:themeColor="text1"/>
+          <w:sz w:val="20"/>
+          <w:szCs w:val="20"/>
+          <w:lang w:val="en-US" w:eastAsia="el-GR"/>
+          <w14:ligatures w14:val="none"/>
+        </w:rPr>
+      </w:pPr>
+      <w:r>
+        <w:rPr>
+          <w:rFonts w:ascii="Consolas" w:eastAsia="Times New Roman" w:hAnsi="Consolas" w:cs="Times New Roman"/>
+          <w:color w:val="000000" w:themeColor="text1"/>
+          <w:sz w:val="20"/>
+          <w:szCs w:val="20"/>
+          <w:lang w:val="en-US" w:eastAsia="el-GR"/>
+          <w14:ligatures w14:val="none"/>
+        </w:rPr>
+        <w:t>K = 100: Accuracy = 98.23%</w:t>
+      </w:r>
+    </w:p>
+    <w:p>
+      <w:pPr>
+        <w:pStyle w:val="Default"/>
+        <w:ind w:left="-851"/>
+        <w:jc w:val="both"/>
+        <w:rPr>
+          <w:rFonts w:ascii="Consolas" w:eastAsia="Times New Roman" w:hAnsi="Consolas" w:cs="Times New Roman"/>
+          <w:color w:val="000000" w:themeColor="text1"/>
+          <w:sz w:val="20"/>
+          <w:szCs w:val="20"/>
+          <w:lang w:val="en-US" w:eastAsia="el-GR"/>
+          <w14:ligatures w14:val="none"/>
+        </w:rPr>
+      </w:pPr>
+      <w:r>
+        <w:rPr>
+          <w:rFonts w:ascii="Consolas" w:eastAsia="Times New Roman" w:hAnsi="Consolas" w:cs="Times New Roman"/>
+          <w:color w:val="000000" w:themeColor="text1"/>
+          <w:sz w:val="20"/>
+          <w:szCs w:val="20"/>
+          <w:lang w:val="en-US" w:eastAsia="el-GR"/>
+          <w14:ligatures w14:val="none"/>
+        </w:rPr>
+        <w:t>K = 200: Accuracy = 98.14%</w:t>
+      </w:r>
+    </w:p>
+    <w:p>
+      <w:pPr>
+        <w:pStyle w:val="Default"/>
+        <w:ind w:left="-851"/>
+        <w:jc w:val="both"/>
+        <w:rPr>
+          <w:sz w:val="22"/>
+          <w:szCs w:val="22"/>
+        </w:rPr>
+      </w:pPr>
+      <w:r>
+        <w:rPr>
+          <w:rFonts w:ascii="Consolas" w:eastAsia="Times New Roman" w:hAnsi="Consolas" w:cs="Times New Roman"/>
+          <w:color w:val="000000" w:themeColor="text1"/>
+          <w:sz w:val="20"/>
+          <w:szCs w:val="20"/>
+          <w:lang w:val="en-US" w:eastAsia="el-GR"/>
+          <w14:ligatures w14:val="none"/>
+        </w:rPr>
+        <w:t>K = 500: Accuracy = 98.04%</w:t>
+      </w:r>
+    </w:p>
+    <w:p>
+      <w:pPr>
+        <w:pStyle w:val="Default"/>
+        <w:ind w:left="-851"/>
+        <w:jc w:val="both"/>
+        <w:rPr>
+          <w:sz w:val="22"/>
+          <w:szCs w:val="22"/>
+        </w:rPr>
+      </w:pPr>
+    </w:p>
+    <w:p>
+      <w:pPr>
+        <w:pStyle w:val="Default"/>
+        <w:ind w:left="-851"/>
+        <w:jc w:val="both"/>
+        <w:rPr>
+          <w:sz w:val="22"/>
+          <w:szCs w:val="22"/>
+          <w:lang w:val="en-US"/>
+        </w:rPr>
+      </w:pPr>
+      <w:r>
+        <w:rPr>
+          <w:sz w:val="22"/>
+          <w:szCs w:val="22"/>
+          <w:lang w:val="en-US"/>
+        </w:rPr>
+        <w:t xml:space="preserve">The most significant "critical point" occurs between </w:t>
+      </w:r>
+      <w:r>
+        <w:rPr>
+          <w:b/>
+          <w:bCs/>
+          <w:sz w:val="22"/>
+          <w:szCs w:val="22"/>
+          <w:lang w:val="en-US"/>
+        </w:rPr>
+        <w:t>K=20 and K=50</w:t>
+      </w:r>
+      <w:r>
+        <w:rPr>
+          <w:sz w:val="22"/>
+          <w:szCs w:val="22"/>
+          <w:lang w:val="en-US"/>
+        </w:rPr>
+        <w:t>.</w:t>
+      </w:r>
+      <w:r>
+        <w:rPr>
+          <w:sz w:val="22"/>
+          <w:szCs w:val="22"/>
+          <w:lang w:val="en-US"/>
+        </w:rPr>
+        <w:t xml:space="preserve"> </w:t>
+      </w:r>
+      <w:r>
+        <w:rPr>
+          <w:sz w:val="22"/>
+          <w:szCs w:val="22"/>
+          <w:lang w:val="en-US"/>
+        </w:rPr>
+        <w:t>We see a big leap from 71</w:t>
+      </w:r>
+      <w:r>
+        <w:rPr>
+          <w:sz w:val="22"/>
+          <w:szCs w:val="22"/>
+          <w:lang w:val="en-US"/>
+        </w:rPr>
+        <w:t>.77</w:t>
+      </w:r>
+      <w:r>
+        <w:rPr>
+          <w:sz w:val="22"/>
+          <w:szCs w:val="22"/>
+          <w:lang w:val="en-US"/>
+        </w:rPr>
+        <w:t>% to 97</w:t>
+      </w:r>
+      <w:r>
+        <w:rPr>
+          <w:sz w:val="22"/>
+          <w:szCs w:val="22"/>
+          <w:lang w:val="en-US"/>
+        </w:rPr>
+        <w:t>.74</w:t>
+      </w:r>
+      <w:r>
+        <w:rPr>
+          <w:sz w:val="22"/>
+          <w:szCs w:val="22"/>
+          <w:lang w:val="en-US"/>
+        </w:rPr>
+        <w:t xml:space="preserve">% which means that the first 20 principal </w:t>
+      </w:r>
+      <w:r>
+        <w:rPr>
+          <w:sz w:val="22"/>
+          <w:szCs w:val="22"/>
+          <w:lang w:val="en-US"/>
+        </w:rPr>
+        <w:t>features</w:t>
+      </w:r>
+      <w:r>
+        <w:rPr>
+          <w:sz w:val="22"/>
+          <w:szCs w:val="22"/>
+          <w:lang w:val="en-US"/>
+        </w:rPr>
+        <w:t xml:space="preserve"> capture the fundamental structural info of the dataset.</w:t>
+      </w:r>
+    </w:p>
+    <w:p>
+      <w:pPr>
+        <w:pStyle w:val="Default"/>
+        <w:ind w:left="-851"/>
+        <w:jc w:val="both"/>
+        <w:rPr>
+          <w:sz w:val="22"/>
+          <w:szCs w:val="22"/>
+          <w:lang w:val="en-US"/>
+        </w:rPr>
+      </w:pPr>
+      <w:r>
+        <w:rPr>
+          <w:sz w:val="22"/>
+          <w:szCs w:val="22"/>
+          <w:lang w:val="en-US"/>
+        </w:rPr>
+        <w:t>Next</w:t>
+      </w:r>
+      <w:r>
+        <w:rPr>
+          <w:sz w:val="22"/>
+          <w:szCs w:val="22"/>
+          <w:lang w:val="en-US"/>
+        </w:rPr>
+        <w:t xml:space="preserve"> (</w:t>
+      </w:r>
+      <w:r>
+        <w:rPr>
+          <w:b/>
+          <w:bCs/>
+          <w:sz w:val="22"/>
+          <w:szCs w:val="22"/>
+          <w:lang w:val="en-US"/>
+        </w:rPr>
+        <w:t>K=50 to K=100</w:t>
+      </w:r>
+      <w:r>
+        <w:rPr>
+          <w:sz w:val="22"/>
+          <w:szCs w:val="22"/>
+          <w:lang w:val="en-US"/>
+        </w:rPr>
+        <w:t>),</w:t>
+      </w:r>
+      <w:r>
+        <w:rPr>
+          <w:sz w:val="22"/>
+          <w:szCs w:val="22"/>
+          <w:lang w:val="en-US"/>
+        </w:rPr>
+        <w:t xml:space="preserve"> we see a plateau </w:t>
+      </w:r>
+      <w:r>
+        <w:rPr>
+          <w:sz w:val="22"/>
+          <w:szCs w:val="22"/>
+          <w:lang w:val="en-US"/>
+        </w:rPr>
+        <w:t>with a peak at 98.23% and then it flattens. At this point adding more features provides no additional info.</w:t>
+      </w:r>
+    </w:p>
+    <w:p>
+      <w:pPr>
+        <w:pStyle w:val="Default"/>
+        <w:ind w:left="-851"/>
+        <w:jc w:val="both"/>
+        <w:rPr>
+          <w:sz w:val="22"/>
+          <w:szCs w:val="22"/>
+          <w:lang w:val="en-US"/>
+        </w:rPr>
+      </w:pPr>
+      <w:r>
+        <w:rPr>
+          <w:sz w:val="22"/>
+          <w:szCs w:val="22"/>
+          <w:lang w:val="en-US"/>
+        </w:rPr>
+        <w:t>After K=100 the accuracy begins to decrease slightly.</w:t>
+      </w:r>
+      <w:r>
+        <w:rPr>
+          <w:sz w:val="22"/>
+          <w:szCs w:val="22"/>
+          <w:lang w:val="en-US"/>
+        </w:rPr>
+        <w:t xml:space="preserve"> This probably happens due to the introduction of “noise” that can cause the SVM to overfit or make the calculations less meaningful.</w:t>
+      </w:r>
+    </w:p>
+    <w:p>
+      <w:pPr>
+        <w:pStyle w:val="Default"/>
+        <w:ind w:left="-851"/>
+        <w:jc w:val="both"/>
+        <w:rPr>
+          <w:sz w:val="22"/>
+          <w:szCs w:val="22"/>
+          <w:lang w:val="en-US"/>
+        </w:rPr>
+      </w:pPr>
+    </w:p>
+    <w:p>
+      <w:pPr>
+        <w:pStyle w:val="Default"/>
+        <w:ind w:left="-851"/>
+        <w:jc w:val="both"/>
+        <w:rPr>
+          <w:sz w:val="22"/>
+          <w:szCs w:val="22"/>
+          <w:lang w:val="en-US"/>
+        </w:rPr>
+      </w:pPr>
+      <w:r>
+        <w:rPr>
+          <w:sz w:val="22"/>
+          <w:szCs w:val="22"/>
+          <w:lang w:val="en-US"/>
+        </w:rPr>
+        <w:drawing>
+          <wp:inline distT="0" distB="0" distL="0" distR="0" wp14:anchorId="1E9493CA" wp14:editId="2C420576">
+            <wp:extent cx="5274310" cy="3430270"/>
+            <wp:effectExtent l="0" t="0" r="2540" b="0"/>
+            <wp:docPr id="1" name="Picture 1"/>
+            <wp:cNvGraphicFramePr>
+              <a:graphicFrameLocks xmlns:a="http://schemas.openxmlformats.org/drawingml/2006/main" noChangeAspect="1"/>
+            </wp:cNvGraphicFramePr>
+            <a:graphic xmlns:a="http://schemas.openxmlformats.org/drawingml/2006/main">
+              <a:graphicData uri="http://schemas.openxmlformats.org/drawingml/2006/picture">
+                <pic:pic xmlns:pic="http://schemas.openxmlformats.org/drawingml/2006/picture">
+                  <pic:nvPicPr>
+                    <pic:cNvPr id="1" name=""/>
+                    <pic:cNvPicPr/>
+                  </pic:nvPicPr>
+                  <pic:blipFill>
+                    <a:blip r:embed="rId7"/>
+                    <a:stretch>
+                      <a:fillRect/>
+                    </a:stretch>
+                  </pic:blipFill>
+                  <pic:spPr>
+                    <a:xfrm>
+                      <a:off x="0" y="0"/>
+                      <a:ext cx="5274310" cy="3430270"/>
+                    </a:xfrm>
+                    <a:prstGeom prst="rect">
+                      <a:avLst/>
+                    </a:prstGeom>
+                  </pic:spPr>
+                </pic:pic>
+              </a:graphicData>
+            </a:graphic>
+          </wp:inline>
+        </w:drawing>
+      </w:r>
+    </w:p>
+    <w:p>
+      <w:pPr>
+        <w:rPr>
+          <w:rFonts w:ascii="Calibri" w:hAnsi="Calibri" w:cs="Calibri"/>
+          <w:color w:val="000000"/>
+          <w:kern w:val="0"/>
+          <w:lang w:val="en-US"/>
+        </w:rPr>
+      </w:pPr>
+      <w:r>
+        <w:rPr>
+          <w:lang w:val="en-US"/>
+        </w:rPr>
+        <w:br w:type="page"/>
+      </w:r>
     </w:p>
     <w:p>
       <w:pPr>
@@ -2092,6 +2802,7 @@
           <w:szCs w:val="28"/>
           <w:lang w:val="en-US"/>
         </w:rPr>
+        <w:lastRenderedPageBreak/>
         <w:t>Dimensionality reduction via LDA</w:t>
       </w:r>
     </w:p>
@@ -2118,18 +2829,482 @@
           <w:lang w:val="en-US"/>
         </w:rPr>
       </w:pPr>
-    </w:p>
-    <w:p>
-      <w:pPr>
-        <w:pStyle w:val="Default"/>
-        <w:ind w:left="-851"/>
-        <w:jc w:val="both"/>
-        <w:rPr>
-          <w:sz w:val="22"/>
-          <w:szCs w:val="22"/>
-          <w:lang w:val="en-US"/>
-        </w:rPr>
-      </w:pPr>
+      <w:r>
+        <w:rPr>
+          <w:sz w:val="22"/>
+          <w:szCs w:val="22"/>
+          <w:lang w:val="en-US"/>
+        </w:rPr>
+        <w:t xml:space="preserve">The one-dimensional features are </w:t>
+      </w:r>
+      <w:r>
+        <w:rPr>
+          <w:b/>
+          <w:bCs/>
+          <w:sz w:val="22"/>
+          <w:szCs w:val="22"/>
+          <w:lang w:val="en-US"/>
+        </w:rPr>
+        <w:t xml:space="preserve">not perfectly </w:t>
+      </w:r>
+      <w:proofErr w:type="gramStart"/>
+      <w:r>
+        <w:rPr>
+          <w:b/>
+          <w:bCs/>
+          <w:sz w:val="22"/>
+          <w:szCs w:val="22"/>
+          <w:lang w:val="en-US"/>
+        </w:rPr>
+        <w:t>separable</w:t>
+      </w:r>
+      <w:r>
+        <w:rPr>
+          <w:sz w:val="22"/>
+          <w:szCs w:val="22"/>
+          <w:lang w:val="en-US"/>
+        </w:rPr>
+        <w:t>,</w:t>
+      </w:r>
+      <w:proofErr w:type="gramEnd"/>
+      <w:r>
+        <w:rPr>
+          <w:sz w:val="22"/>
+          <w:szCs w:val="22"/>
+          <w:lang w:val="en-US"/>
+        </w:rPr>
+        <w:t xml:space="preserve"> however</w:t>
+      </w:r>
+      <w:r>
+        <w:rPr>
+          <w:sz w:val="22"/>
+          <w:szCs w:val="22"/>
+          <w:lang w:val="en-US"/>
+        </w:rPr>
+        <w:t xml:space="preserve"> they show a Gaussian-like distribution for each class. The two classes have an overlap between -2 and 2. In that region probably some sample will be classified wrong.</w:t>
+      </w:r>
+    </w:p>
+    <w:p>
+      <w:pPr>
+        <w:pStyle w:val="Default"/>
+        <w:ind w:left="-851"/>
+        <w:jc w:val="both"/>
+        <w:rPr>
+          <w:sz w:val="22"/>
+          <w:szCs w:val="22"/>
+          <w:lang w:val="en-US"/>
+        </w:rPr>
+      </w:pPr>
+    </w:p>
+    <w:p>
+      <w:pPr>
+        <w:pStyle w:val="Default"/>
+        <w:ind w:left="-851"/>
+        <w:jc w:val="both"/>
+        <w:rPr>
+          <w:sz w:val="22"/>
+          <w:szCs w:val="22"/>
+          <w:lang w:val="en-US"/>
+        </w:rPr>
+      </w:pPr>
+      <w:r>
+        <w:rPr>
+          <w:sz w:val="22"/>
+          <w:szCs w:val="22"/>
+          <w:lang w:val="en-US"/>
+        </w:rPr>
+        <w:drawing>
+          <wp:inline distT="0" distB="0" distL="0" distR="0" wp14:anchorId="2D2C7496" wp14:editId="297E0CAD">
+            <wp:extent cx="5274310" cy="3409315"/>
+            <wp:effectExtent l="0" t="0" r="2540" b="635"/>
+            <wp:docPr id="2" name="Picture 2"/>
+            <wp:cNvGraphicFramePr>
+              <a:graphicFrameLocks xmlns:a="http://schemas.openxmlformats.org/drawingml/2006/main" noChangeAspect="1"/>
+            </wp:cNvGraphicFramePr>
+            <a:graphic xmlns:a="http://schemas.openxmlformats.org/drawingml/2006/main">
+              <a:graphicData uri="http://schemas.openxmlformats.org/drawingml/2006/picture">
+                <pic:pic xmlns:pic="http://schemas.openxmlformats.org/drawingml/2006/picture">
+                  <pic:nvPicPr>
+                    <pic:cNvPr id="1" name=""/>
+                    <pic:cNvPicPr/>
+                  </pic:nvPicPr>
+                  <pic:blipFill>
+                    <a:blip r:embed="rId8"/>
+                    <a:stretch>
+                      <a:fillRect/>
+                    </a:stretch>
+                  </pic:blipFill>
+                  <pic:spPr>
+                    <a:xfrm>
+                      <a:off x="0" y="0"/>
+                      <a:ext cx="5274310" cy="3409315"/>
+                    </a:xfrm>
+                    <a:prstGeom prst="rect">
+                      <a:avLst/>
+                    </a:prstGeom>
+                  </pic:spPr>
+                </pic:pic>
+              </a:graphicData>
+            </a:graphic>
+          </wp:inline>
+        </w:drawing>
+      </w:r>
+    </w:p>
+    <w:p>
+      <w:pPr>
+        <w:pStyle w:val="Default"/>
+        <w:ind w:left="-851"/>
+        <w:jc w:val="both"/>
+        <w:rPr>
+          <w:sz w:val="22"/>
+          <w:szCs w:val="22"/>
+          <w:lang w:val="en-US"/>
+        </w:rPr>
+      </w:pPr>
+    </w:p>
+    <w:p>
+      <w:pPr>
+        <w:pStyle w:val="Default"/>
+        <w:ind w:left="-851"/>
+        <w:jc w:val="both"/>
+        <w:rPr>
+          <w:sz w:val="22"/>
+          <w:szCs w:val="22"/>
+          <w:lang w:val="en-US"/>
+        </w:rPr>
+      </w:pPr>
+      <w:proofErr w:type="gramStart"/>
+      <w:r>
+        <w:rPr>
+          <w:sz w:val="22"/>
+          <w:szCs w:val="22"/>
+          <w:lang w:val="en-US"/>
+        </w:rPr>
+        <w:t>In order to</w:t>
+      </w:r>
+      <w:proofErr w:type="gramEnd"/>
+      <w:r>
+        <w:rPr>
+          <w:sz w:val="22"/>
+          <w:szCs w:val="22"/>
+          <w:lang w:val="en-US"/>
+        </w:rPr>
+        <w:t xml:space="preserve"> print this diagram some outliers in class 2 were removed.</w:t>
+      </w:r>
+    </w:p>
+    <w:p>
+      <w:pPr>
+        <w:pStyle w:val="Default"/>
+        <w:ind w:left="-851"/>
+        <w:jc w:val="both"/>
+        <w:rPr>
+          <w:sz w:val="22"/>
+          <w:szCs w:val="22"/>
+          <w:lang w:val="en-US"/>
+        </w:rPr>
+      </w:pPr>
+    </w:p>
+    <w:p>
+      <w:pPr>
+        <w:spacing w:after="0" w:line="240" w:lineRule="auto"/>
+        <w:ind w:left="-851"/>
+        <w:rPr>
+          <w:rFonts w:ascii="Consolas" w:eastAsia="Times New Roman" w:hAnsi="Consolas" w:cs="Times New Roman"/>
+          <w:color w:val="000000" w:themeColor="text1"/>
+          <w:kern w:val="0"/>
+          <w:sz w:val="20"/>
+          <w:szCs w:val="20"/>
+          <w:lang w:val="en-US" w:eastAsia="el-GR"/>
+          <w14:ligatures w14:val="none"/>
+        </w:rPr>
+      </w:pPr>
+      <w:r>
+        <w:rPr>
+          <w:rFonts w:ascii="Consolas" w:eastAsia="Times New Roman" w:hAnsi="Consolas" w:cs="Times New Roman"/>
+          <w:color w:val="000000" w:themeColor="text1"/>
+          <w:kern w:val="0"/>
+          <w:sz w:val="20"/>
+          <w:szCs w:val="20"/>
+          <w:lang w:val="en-US" w:eastAsia="el-GR"/>
+          <w14:ligatures w14:val="none"/>
+        </w:rPr>
+        <w:t>Number of extreme outliers in Class 2: 3</w:t>
+      </w:r>
+    </w:p>
+    <w:p>
+      <w:pPr>
+        <w:spacing w:after="0" w:line="240" w:lineRule="auto"/>
+        <w:ind w:left="-851"/>
+        <w:rPr>
+          <w:rFonts w:ascii="Consolas" w:eastAsia="Times New Roman" w:hAnsi="Consolas" w:cs="Times New Roman"/>
+          <w:color w:val="000000" w:themeColor="text1"/>
+          <w:kern w:val="0"/>
+          <w:sz w:val="20"/>
+          <w:szCs w:val="20"/>
+          <w:lang w:val="en-US" w:eastAsia="el-GR"/>
+          <w14:ligatures w14:val="none"/>
+        </w:rPr>
+      </w:pPr>
+      <w:r>
+        <w:rPr>
+          <w:rFonts w:ascii="Consolas" w:eastAsia="Times New Roman" w:hAnsi="Consolas" w:cs="Times New Roman"/>
+          <w:color w:val="000000" w:themeColor="text1"/>
+          <w:kern w:val="0"/>
+          <w:sz w:val="20"/>
+          <w:szCs w:val="20"/>
+          <w:lang w:val="en-US" w:eastAsia="el-GR"/>
+          <w14:ligatures w14:val="none"/>
+        </w:rPr>
+        <w:t>Outlier values: [125.08222 422.24527 125.50959]</w:t>
+      </w:r>
+    </w:p>
+    <w:p>
+      <w:pPr>
+        <w:spacing w:after="0" w:line="240" w:lineRule="auto"/>
+        <w:ind w:left="-851"/>
+        <w:rPr>
+          <w:rFonts w:ascii="Consolas" w:eastAsia="Times New Roman" w:hAnsi="Consolas" w:cs="Times New Roman"/>
+          <w:color w:val="000000" w:themeColor="text1"/>
+          <w:kern w:val="0"/>
+          <w:sz w:val="20"/>
+          <w:szCs w:val="20"/>
+          <w:lang w:val="en-US" w:eastAsia="el-GR"/>
+          <w14:ligatures w14:val="none"/>
+        </w:rPr>
+      </w:pPr>
+      <w:r>
+        <w:rPr>
+          <w:rFonts w:ascii="Consolas" w:eastAsia="Times New Roman" w:hAnsi="Consolas" w:cs="Times New Roman"/>
+          <w:color w:val="000000" w:themeColor="text1"/>
+          <w:kern w:val="0"/>
+          <w:sz w:val="20"/>
+          <w:szCs w:val="20"/>
+          <w:lang w:val="en-US" w:eastAsia="el-GR"/>
+          <w14:ligatures w14:val="none"/>
+        </w:rPr>
+        <w:t>Outlier test indices: [4200 8408 8440]</w:t>
+      </w:r>
+    </w:p>
+    <w:p>
+      <w:pPr>
+        <w:spacing w:after="0" w:line="240" w:lineRule="auto"/>
+        <w:ind w:left="-851"/>
+        <w:rPr>
+          <w:rFonts w:ascii="Consolas" w:eastAsia="Times New Roman" w:hAnsi="Consolas" w:cs="Times New Roman"/>
+          <w:color w:val="000000" w:themeColor="text1"/>
+          <w:kern w:val="0"/>
+          <w:sz w:val="20"/>
+          <w:szCs w:val="20"/>
+          <w:lang w:val="en-US" w:eastAsia="el-GR"/>
+          <w14:ligatures w14:val="none"/>
+        </w:rPr>
+      </w:pPr>
+    </w:p>
+    <w:p>
+      <w:pPr>
+        <w:spacing w:after="0" w:line="240" w:lineRule="auto"/>
+        <w:ind w:left="-851"/>
+        <w:rPr>
+          <w:rFonts w:ascii="Consolas" w:eastAsia="Times New Roman" w:hAnsi="Consolas" w:cs="Times New Roman"/>
+          <w:color w:val="000000" w:themeColor="text1"/>
+          <w:kern w:val="0"/>
+          <w:sz w:val="20"/>
+          <w:szCs w:val="20"/>
+          <w:lang w:val="en-US" w:eastAsia="el-GR"/>
+          <w14:ligatures w14:val="none"/>
+        </w:rPr>
+      </w:pPr>
+      <w:r>
+        <w:rPr>
+          <w:rFonts w:ascii="Consolas" w:eastAsia="Times New Roman" w:hAnsi="Consolas" w:cs="Times New Roman"/>
+          <w:color w:val="000000" w:themeColor="text1"/>
+          <w:kern w:val="0"/>
+          <w:sz w:val="20"/>
+          <w:szCs w:val="20"/>
+          <w:lang w:val="en-US" w:eastAsia="el-GR"/>
+          <w14:ligatures w14:val="none"/>
+        </w:rPr>
+        <w:drawing>
+          <wp:inline distT="0" distB="0" distL="0" distR="0" wp14:anchorId="6DA4DCCF" wp14:editId="38BBD372">
+            <wp:extent cx="1818941" cy="1940943"/>
+            <wp:effectExtent l="0" t="0" r="0" b="2540"/>
+            <wp:docPr id="3" name="Picture 3"/>
+            <wp:cNvGraphicFramePr>
+              <a:graphicFrameLocks xmlns:a="http://schemas.openxmlformats.org/drawingml/2006/main" noChangeAspect="1"/>
+            </wp:cNvGraphicFramePr>
+            <a:graphic xmlns:a="http://schemas.openxmlformats.org/drawingml/2006/main">
+              <a:graphicData uri="http://schemas.openxmlformats.org/drawingml/2006/picture">
+                <pic:pic xmlns:pic="http://schemas.openxmlformats.org/drawingml/2006/picture">
+                  <pic:nvPicPr>
+                    <pic:cNvPr id="1" name=""/>
+                    <pic:cNvPicPr/>
+                  </pic:nvPicPr>
+                  <pic:blipFill>
+                    <a:blip r:embed="rId9"/>
+                    <a:stretch>
+                      <a:fillRect/>
+                    </a:stretch>
+                  </pic:blipFill>
+                  <pic:spPr>
+                    <a:xfrm>
+                      <a:off x="0" y="0"/>
+                      <a:ext cx="1820390" cy="1942489"/>
+                    </a:xfrm>
+                    <a:prstGeom prst="rect">
+                      <a:avLst/>
+                    </a:prstGeom>
+                  </pic:spPr>
+                </pic:pic>
+              </a:graphicData>
+            </a:graphic>
+          </wp:inline>
+        </w:drawing>
+      </w:r>
+    </w:p>
+    <w:p>
+      <w:pPr>
+        <w:pStyle w:val="Default"/>
+        <w:ind w:left="-851"/>
+        <w:jc w:val="both"/>
+        <w:rPr>
+          <w:sz w:val="22"/>
+          <w:szCs w:val="22"/>
+          <w:lang w:val="en-US"/>
+        </w:rPr>
+      </w:pPr>
+    </w:p>
+    <w:p>
+      <w:pPr>
+        <w:pStyle w:val="Default"/>
+        <w:ind w:left="-851"/>
+        <w:jc w:val="both"/>
+        <w:rPr>
+          <w:sz w:val="22"/>
+          <w:szCs w:val="22"/>
+          <w:lang w:val="en-US"/>
+        </w:rPr>
+      </w:pPr>
+      <w:r>
+        <w:rPr>
+          <w:sz w:val="22"/>
+          <w:szCs w:val="22"/>
+          <w:lang w:val="en-US"/>
+        </w:rPr>
+        <w:t>The accuracy dropped</w:t>
+      </w:r>
+      <w:r>
+        <w:rPr>
+          <w:sz w:val="22"/>
+          <w:szCs w:val="22"/>
+          <w:lang w:val="en-US"/>
+        </w:rPr>
+        <w:t xml:space="preserve"> </w:t>
+      </w:r>
+      <w:r>
+        <w:rPr>
+          <w:sz w:val="22"/>
+          <w:szCs w:val="22"/>
+          <w:lang w:val="en-US"/>
+        </w:rPr>
+        <w:t>because the feature space was reduced to one scalar value.</w:t>
+      </w:r>
+    </w:p>
+    <w:p>
+      <w:pPr>
+        <w:pStyle w:val="Default"/>
+        <w:ind w:left="-851"/>
+        <w:jc w:val="both"/>
+        <w:rPr>
+          <w:sz w:val="22"/>
+          <w:szCs w:val="22"/>
+          <w:lang w:val="en-US"/>
+        </w:rPr>
+      </w:pPr>
+    </w:p>
+    <w:p>
+      <w:pPr>
+        <w:spacing w:after="0" w:line="240" w:lineRule="auto"/>
+        <w:ind w:left="-851"/>
+        <w:rPr>
+          <w:rFonts w:ascii="Consolas" w:eastAsia="Times New Roman" w:hAnsi="Consolas" w:cs="Times New Roman"/>
+          <w:color w:val="000000" w:themeColor="text1"/>
+          <w:kern w:val="0"/>
+          <w:sz w:val="20"/>
+          <w:szCs w:val="20"/>
+          <w:lang w:val="en-US" w:eastAsia="el-GR"/>
+          <w14:ligatures w14:val="none"/>
+        </w:rPr>
+      </w:pPr>
+      <w:r>
+        <w:rPr>
+          <w:rFonts w:ascii="Consolas" w:eastAsia="Times New Roman" w:hAnsi="Consolas" w:cs="Times New Roman"/>
+          <w:color w:val="000000" w:themeColor="text1"/>
+          <w:kern w:val="0"/>
+          <w:sz w:val="20"/>
+          <w:szCs w:val="20"/>
+          <w:lang w:val="en-US" w:eastAsia="el-GR"/>
+          <w14:ligatures w14:val="none"/>
+        </w:rPr>
+        <w:t>SVM Accuracy after LDA: 86.12%</w:t>
+      </w:r>
+    </w:p>
+    <w:p>
+      <w:pPr>
+        <w:spacing w:after="0" w:line="240" w:lineRule="auto"/>
+        <w:ind w:left="-851"/>
+        <w:rPr>
+          <w:rFonts w:ascii="Consolas" w:eastAsia="Times New Roman" w:hAnsi="Consolas" w:cs="Times New Roman"/>
+          <w:color w:val="000000" w:themeColor="text1"/>
+          <w:kern w:val="0"/>
+          <w:sz w:val="20"/>
+          <w:szCs w:val="20"/>
+          <w:lang w:val="en-US" w:eastAsia="el-GR"/>
+          <w14:ligatures w14:val="none"/>
+        </w:rPr>
+      </w:pPr>
+      <w:r>
+        <w:rPr>
+          <w:rFonts w:ascii="Consolas" w:eastAsia="Times New Roman" w:hAnsi="Consolas" w:cs="Times New Roman"/>
+          <w:color w:val="000000" w:themeColor="text1"/>
+          <w:kern w:val="0"/>
+          <w:sz w:val="20"/>
+          <w:szCs w:val="20"/>
+          <w:lang w:val="en-US" w:eastAsia="el-GR"/>
+          <w14:ligatures w14:val="none"/>
+        </w:rPr>
+        <w:t>Benchmark Accuracy: 97.90%</w:t>
+      </w:r>
+    </w:p>
+    <w:p>
+      <w:pPr>
+        <w:spacing w:after="0" w:line="240" w:lineRule="auto"/>
+        <w:ind w:left="-851"/>
+        <w:rPr>
+          <w:rFonts w:ascii="Consolas" w:eastAsia="Times New Roman" w:hAnsi="Consolas" w:cs="Times New Roman"/>
+          <w:color w:val="000000" w:themeColor="text1"/>
+          <w:kern w:val="0"/>
+          <w:sz w:val="20"/>
+          <w:szCs w:val="20"/>
+          <w:lang w:val="en-US" w:eastAsia="el-GR"/>
+          <w14:ligatures w14:val="none"/>
+        </w:rPr>
+      </w:pPr>
+    </w:p>
+    <w:p>
+      <w:pPr>
+        <w:rPr>
+          <w:rFonts w:ascii="Calibri" w:hAnsi="Calibri" w:cs="Calibri"/>
+          <w:color w:val="000000"/>
+          <w:kern w:val="0"/>
+          <w:lang w:val="en-US"/>
+        </w:rPr>
+      </w:pPr>
+      <w:r>
+        <w:rPr>
+          <w:lang w:val="en-US"/>
+        </w:rPr>
+        <w:br w:type="page"/>
+      </w:r>
     </w:p>
     <w:p>
       <w:pPr>
@@ -2154,27 +3329,8 @@
           <w:szCs w:val="28"/>
           <w:lang w:val="en-US"/>
         </w:rPr>
-        <w:t xml:space="preserve">Dimensionality reduction via </w:t>
-      </w:r>
-      <w:r>
-        <w:rPr>
-          <w:b/>
-          <w:bCs/>
-          <w:sz w:val="28"/>
-          <w:szCs w:val="28"/>
-          <w:lang w:val="en-US"/>
-        </w:rPr>
-        <w:t xml:space="preserve">PCA + </w:t>
-      </w:r>
-      <w:r>
-        <w:rPr>
-          <w:b/>
-          <w:bCs/>
-          <w:sz w:val="28"/>
-          <w:szCs w:val="28"/>
-          <w:lang w:val="en-US"/>
-        </w:rPr>
-        <w:t>LDA</w:t>
+        <w:lastRenderedPageBreak/>
+        <w:t>Dimensionality reduction via PCA + LDA</w:t>
       </w:r>
     </w:p>
     <w:p>
@@ -2190,12 +3346,187 @@
     </w:p>
     <w:p>
       <w:pPr>
+        <w:spacing w:after="0" w:line="240" w:lineRule="auto"/>
+        <w:ind w:left="-851"/>
+        <w:rPr>
+          <w:rFonts w:ascii="Consolas" w:eastAsia="Times New Roman" w:hAnsi="Consolas" w:cs="Times New Roman"/>
+          <w:color w:val="000000" w:themeColor="text1"/>
+          <w:kern w:val="0"/>
+          <w:sz w:val="20"/>
+          <w:szCs w:val="20"/>
+          <w:lang w:val="en-US" w:eastAsia="el-GR"/>
+          <w14:ligatures w14:val="none"/>
+        </w:rPr>
+      </w:pPr>
+      <w:r>
+        <w:rPr>
+          <w:rFonts w:ascii="Consolas" w:eastAsia="Times New Roman" w:hAnsi="Consolas" w:cs="Times New Roman"/>
+          <w:color w:val="000000" w:themeColor="text1"/>
+          <w:kern w:val="0"/>
+          <w:sz w:val="20"/>
+          <w:szCs w:val="20"/>
+          <w:lang w:val="en-US" w:eastAsia="el-GR"/>
+          <w14:ligatures w14:val="none"/>
+        </w:rPr>
+        <w:t xml:space="preserve">PCA followed by LDA for different </w:t>
+      </w:r>
+      <w:proofErr w:type="gramStart"/>
+      <w:r>
+        <w:rPr>
+          <w:rFonts w:ascii="Consolas" w:eastAsia="Times New Roman" w:hAnsi="Consolas" w:cs="Times New Roman"/>
+          <w:color w:val="000000" w:themeColor="text1"/>
+          <w:kern w:val="0"/>
+          <w:sz w:val="20"/>
+          <w:szCs w:val="20"/>
+          <w:lang w:val="en-US" w:eastAsia="el-GR"/>
+          <w14:ligatures w14:val="none"/>
+        </w:rPr>
+        <w:t>K</w:t>
+      </w:r>
+      <w:proofErr w:type="gramEnd"/>
+    </w:p>
+    <w:p>
+      <w:pPr>
+        <w:spacing w:after="0" w:line="240" w:lineRule="auto"/>
+        <w:ind w:left="-851"/>
+        <w:rPr>
+          <w:rFonts w:ascii="Consolas" w:eastAsia="Times New Roman" w:hAnsi="Consolas" w:cs="Times New Roman"/>
+          <w:color w:val="000000" w:themeColor="text1"/>
+          <w:kern w:val="0"/>
+          <w:sz w:val="20"/>
+          <w:szCs w:val="20"/>
+          <w:lang w:val="en-US" w:eastAsia="el-GR"/>
+          <w14:ligatures w14:val="none"/>
+        </w:rPr>
+      </w:pPr>
+      <w:r>
+        <w:rPr>
+          <w:rFonts w:ascii="Consolas" w:eastAsia="Times New Roman" w:hAnsi="Consolas" w:cs="Times New Roman"/>
+          <w:color w:val="000000" w:themeColor="text1"/>
+          <w:kern w:val="0"/>
+          <w:sz w:val="20"/>
+          <w:szCs w:val="20"/>
+          <w:lang w:val="en-US" w:eastAsia="el-GR"/>
+          <w14:ligatures w14:val="none"/>
+        </w:rPr>
+        <w:t>PCA(K=10) + LDA: Accuracy = 71.83%</w:t>
+      </w:r>
+    </w:p>
+    <w:p>
+      <w:pPr>
+        <w:spacing w:after="0" w:line="240" w:lineRule="auto"/>
+        <w:ind w:left="-851"/>
+        <w:rPr>
+          <w:rFonts w:ascii="Consolas" w:eastAsia="Times New Roman" w:hAnsi="Consolas" w:cs="Times New Roman"/>
+          <w:color w:val="000000" w:themeColor="text1"/>
+          <w:kern w:val="0"/>
+          <w:sz w:val="20"/>
+          <w:szCs w:val="20"/>
+          <w:lang w:val="en-US" w:eastAsia="el-GR"/>
+          <w14:ligatures w14:val="none"/>
+        </w:rPr>
+      </w:pPr>
+      <w:r>
+        <w:rPr>
+          <w:rFonts w:ascii="Consolas" w:eastAsia="Times New Roman" w:hAnsi="Consolas" w:cs="Times New Roman"/>
+          <w:color w:val="000000" w:themeColor="text1"/>
+          <w:kern w:val="0"/>
+          <w:sz w:val="20"/>
+          <w:szCs w:val="20"/>
+          <w:lang w:val="en-US" w:eastAsia="el-GR"/>
+          <w14:ligatures w14:val="none"/>
+        </w:rPr>
+        <w:t>PCA(K=50) + LDA: Accuracy = 82.54%</w:t>
+      </w:r>
+    </w:p>
+    <w:p>
+      <w:pPr>
+        <w:spacing w:after="0" w:line="240" w:lineRule="auto"/>
+        <w:ind w:left="-851"/>
+        <w:rPr>
+          <w:rFonts w:ascii="Consolas" w:eastAsia="Times New Roman" w:hAnsi="Consolas" w:cs="Times New Roman"/>
+          <w:color w:val="000000" w:themeColor="text1"/>
+          <w:kern w:val="0"/>
+          <w:sz w:val="20"/>
+          <w:szCs w:val="20"/>
+          <w:lang w:val="en-US" w:eastAsia="el-GR"/>
+          <w14:ligatures w14:val="none"/>
+        </w:rPr>
+      </w:pPr>
+      <w:r>
+        <w:rPr>
+          <w:rFonts w:ascii="Consolas" w:eastAsia="Times New Roman" w:hAnsi="Consolas" w:cs="Times New Roman"/>
+          <w:color w:val="000000" w:themeColor="text1"/>
+          <w:kern w:val="0"/>
+          <w:sz w:val="20"/>
+          <w:szCs w:val="20"/>
+          <w:lang w:val="en-US" w:eastAsia="el-GR"/>
+          <w14:ligatures w14:val="none"/>
+        </w:rPr>
+        <w:t>PCA(K=100) + LDA: Accuracy = 84.32%</w:t>
+      </w:r>
+    </w:p>
+    <w:p>
+      <w:pPr>
+        <w:spacing w:after="0" w:line="240" w:lineRule="auto"/>
+        <w:ind w:left="-851"/>
+        <w:rPr>
+          <w:rFonts w:ascii="Consolas" w:eastAsia="Times New Roman" w:hAnsi="Consolas" w:cs="Times New Roman"/>
+          <w:color w:val="000000" w:themeColor="text1"/>
+          <w:kern w:val="0"/>
+          <w:sz w:val="20"/>
+          <w:szCs w:val="20"/>
+          <w:lang w:val="en-US" w:eastAsia="el-GR"/>
+          <w14:ligatures w14:val="none"/>
+        </w:rPr>
+      </w:pPr>
+      <w:r>
+        <w:rPr>
+          <w:rFonts w:ascii="Consolas" w:eastAsia="Times New Roman" w:hAnsi="Consolas" w:cs="Times New Roman"/>
+          <w:color w:val="000000" w:themeColor="text1"/>
+          <w:kern w:val="0"/>
+          <w:sz w:val="20"/>
+          <w:szCs w:val="20"/>
+          <w:lang w:val="en-US" w:eastAsia="el-GR"/>
+          <w14:ligatures w14:val="none"/>
+        </w:rPr>
+        <w:t>PCA(K=200) + LDA: Accuracy = 86.06%</w:t>
+      </w:r>
+    </w:p>
+    <w:p>
+      <w:pPr>
+        <w:spacing w:after="0" w:line="240" w:lineRule="auto"/>
+        <w:ind w:left="-851"/>
+        <w:rPr>
+          <w:rFonts w:ascii="Consolas" w:eastAsia="Times New Roman" w:hAnsi="Consolas" w:cs="Times New Roman"/>
+          <w:color w:val="000000" w:themeColor="text1"/>
+          <w:kern w:val="0"/>
+          <w:sz w:val="20"/>
+          <w:szCs w:val="20"/>
+          <w:lang w:val="en-US" w:eastAsia="el-GR"/>
+          <w14:ligatures w14:val="none"/>
+        </w:rPr>
+      </w:pPr>
+      <w:r>
+        <w:rPr>
+          <w:rFonts w:ascii="Consolas" w:eastAsia="Times New Roman" w:hAnsi="Consolas" w:cs="Times New Roman"/>
+          <w:color w:val="000000" w:themeColor="text1"/>
+          <w:kern w:val="0"/>
+          <w:sz w:val="20"/>
+          <w:szCs w:val="20"/>
+          <w:lang w:val="en-US" w:eastAsia="el-GR"/>
+          <w14:ligatures w14:val="none"/>
+        </w:rPr>
+        <w:t>PCA(K=500) + LDA: Accuracy = 86.25%</w:t>
+      </w:r>
+    </w:p>
+    <w:p>
+      <w:pPr>
         <w:pStyle w:val="ListParagraph"/>
         <w:ind w:left="-851" w:right="-766"/>
         <w:jc w:val="both"/>
         <w:rPr>
           <w:rFonts w:ascii="Calibri" w:hAnsi="Calibri" w:cs="Calibri"/>
-          <w:lang w:val="en-US"/>
         </w:rPr>
       </w:pPr>
     </w:p>
@@ -2206,9 +3537,1076 @@
         <w:jc w:val="both"/>
         <w:rPr>
           <w:rFonts w:ascii="Calibri" w:hAnsi="Calibri" w:cs="Calibri"/>
-          <w:lang w:val="en-US"/>
-        </w:rPr>
-      </w:pPr>
+        </w:rPr>
+      </w:pPr>
+      <w:r>
+        <w:rPr>
+          <w:rFonts w:ascii="Calibri" w:hAnsi="Calibri" w:cs="Calibri"/>
+        </w:rPr>
+        <w:drawing>
+          <wp:inline distT="0" distB="0" distL="0" distR="0" wp14:anchorId="55CC3D75" wp14:editId="2E9BF522">
+            <wp:extent cx="5274310" cy="3426460"/>
+            <wp:effectExtent l="0" t="0" r="2540" b="2540"/>
+            <wp:docPr id="6" name="Picture 6"/>
+            <wp:cNvGraphicFramePr>
+              <a:graphicFrameLocks xmlns:a="http://schemas.openxmlformats.org/drawingml/2006/main" noChangeAspect="1"/>
+            </wp:cNvGraphicFramePr>
+            <a:graphic xmlns:a="http://schemas.openxmlformats.org/drawingml/2006/main">
+              <a:graphicData uri="http://schemas.openxmlformats.org/drawingml/2006/picture">
+                <pic:pic xmlns:pic="http://schemas.openxmlformats.org/drawingml/2006/picture">
+                  <pic:nvPicPr>
+                    <pic:cNvPr id="1" name=""/>
+                    <pic:cNvPicPr/>
+                  </pic:nvPicPr>
+                  <pic:blipFill>
+                    <a:blip r:embed="rId10"/>
+                    <a:stretch>
+                      <a:fillRect/>
+                    </a:stretch>
+                  </pic:blipFill>
+                  <pic:spPr>
+                    <a:xfrm>
+                      <a:off x="0" y="0"/>
+                      <a:ext cx="5274310" cy="3426460"/>
+                    </a:xfrm>
+                    <a:prstGeom prst="rect">
+                      <a:avLst/>
+                    </a:prstGeom>
+                  </pic:spPr>
+                </pic:pic>
+              </a:graphicData>
+            </a:graphic>
+          </wp:inline>
+        </w:drawing>
+      </w:r>
+    </w:p>
+    <w:tbl>
+      <w:tblPr>
+        <w:tblW w:w="8956" w:type="dxa"/>
+        <w:tblInd w:w="-830" w:type="dxa"/>
+        <w:tblCellMar>
+          <w:left w:w="0" w:type="dxa"/>
+          <w:right w:w="0" w:type="dxa"/>
+        </w:tblCellMar>
+        <w:tblLook w:val="04A0" w:firstRow="1" w:lastRow="0" w:firstColumn="1" w:lastColumn="0" w:noHBand="0" w:noVBand="1"/>
+      </w:tblPr>
+      <w:tblGrid>
+        <w:gridCol w:w="2234"/>
+        <w:gridCol w:w="1376"/>
+        <w:gridCol w:w="5346"/>
+      </w:tblGrid>
+      <w:tr>
+        <w:trPr>
+          <w:trHeight w:val="315"/>
+        </w:trPr>
+        <w:tc>
+          <w:tcPr>
+            <w:tcW w:w="2234" w:type="dxa"/>
+            <w:tcBorders>
+              <w:top w:val="single" w:sz="6" w:space="0" w:color="CCCCCC"/>
+              <w:left w:val="single" w:sz="6" w:space="0" w:color="CCCCCC"/>
+              <w:bottom w:val="single" w:sz="6" w:space="0" w:color="CCCCCC"/>
+              <w:right w:val="single" w:sz="6" w:space="0" w:color="CCCCCC"/>
+            </w:tcBorders>
+            <w:tcMar>
+              <w:top w:w="30" w:type="dxa"/>
+              <w:left w:w="45" w:type="dxa"/>
+              <w:bottom w:w="30" w:type="dxa"/>
+              <w:right w:w="45" w:type="dxa"/>
+            </w:tcMar>
+            <w:vAlign w:val="bottom"/>
+            <w:hideMark/>
+          </w:tcPr>
+          <w:p>
+            <w:pPr>
+              <w:spacing w:after="0" w:line="240" w:lineRule="auto"/>
+              <w:rPr>
+                <w:rFonts w:eastAsia="Times New Roman" w:cstheme="minorHAnsi"/>
+                <w:b/>
+                <w:bCs/>
+                <w:kern w:val="0"/>
+                <w:lang w:eastAsia="el-GR"/>
+                <w14:ligatures w14:val="none"/>
+              </w:rPr>
+            </w:pPr>
+            <w:proofErr w:type="spellStart"/>
+            <w:r>
+              <w:rPr>
+                <w:rFonts w:eastAsia="Times New Roman" w:cstheme="minorHAnsi"/>
+                <w:b/>
+                <w:bCs/>
+                <w:kern w:val="0"/>
+                <w:lang w:eastAsia="el-GR"/>
+                <w14:ligatures w14:val="none"/>
+              </w:rPr>
+              <w:t>Method</w:t>
+            </w:r>
+            <w:proofErr w:type="spellEnd"/>
+          </w:p>
+        </w:tc>
+        <w:tc>
+          <w:tcPr>
+            <w:tcW w:w="1376" w:type="dxa"/>
+            <w:tcBorders>
+              <w:top w:val="single" w:sz="6" w:space="0" w:color="CCCCCC"/>
+              <w:left w:val="single" w:sz="6" w:space="0" w:color="CCCCCC"/>
+              <w:bottom w:val="single" w:sz="6" w:space="0" w:color="CCCCCC"/>
+              <w:right w:val="single" w:sz="6" w:space="0" w:color="CCCCCC"/>
+            </w:tcBorders>
+            <w:tcMar>
+              <w:top w:w="30" w:type="dxa"/>
+              <w:left w:w="45" w:type="dxa"/>
+              <w:bottom w:w="30" w:type="dxa"/>
+              <w:right w:w="45" w:type="dxa"/>
+            </w:tcMar>
+            <w:vAlign w:val="bottom"/>
+            <w:hideMark/>
+          </w:tcPr>
+          <w:p>
+            <w:pPr>
+              <w:spacing w:after="0" w:line="240" w:lineRule="auto"/>
+              <w:rPr>
+                <w:rFonts w:eastAsia="Times New Roman" w:cstheme="minorHAnsi"/>
+                <w:b/>
+                <w:bCs/>
+                <w:kern w:val="0"/>
+                <w:lang w:eastAsia="el-GR"/>
+                <w14:ligatures w14:val="none"/>
+              </w:rPr>
+            </w:pPr>
+            <w:r>
+              <w:rPr>
+                <w:rFonts w:eastAsia="Times New Roman" w:cstheme="minorHAnsi"/>
+                <w:b/>
+                <w:bCs/>
+                <w:kern w:val="0"/>
+                <w:lang w:eastAsia="el-GR"/>
+                <w14:ligatures w14:val="none"/>
+              </w:rPr>
+              <w:t xml:space="preserve">Best </w:t>
+            </w:r>
+            <w:proofErr w:type="spellStart"/>
+            <w:r>
+              <w:rPr>
+                <w:rFonts w:eastAsia="Times New Roman" w:cstheme="minorHAnsi"/>
+                <w:b/>
+                <w:bCs/>
+                <w:kern w:val="0"/>
+                <w:lang w:eastAsia="el-GR"/>
+                <w14:ligatures w14:val="none"/>
+              </w:rPr>
+              <w:t>Accuracy</w:t>
+            </w:r>
+            <w:proofErr w:type="spellEnd"/>
+          </w:p>
+        </w:tc>
+        <w:tc>
+          <w:tcPr>
+            <w:tcW w:w="0" w:type="auto"/>
+            <w:tcBorders>
+              <w:top w:val="single" w:sz="6" w:space="0" w:color="CCCCCC"/>
+              <w:left w:val="single" w:sz="6" w:space="0" w:color="CCCCCC"/>
+              <w:bottom w:val="single" w:sz="6" w:space="0" w:color="CCCCCC"/>
+              <w:right w:val="single" w:sz="6" w:space="0" w:color="CCCCCC"/>
+            </w:tcBorders>
+            <w:tcMar>
+              <w:top w:w="30" w:type="dxa"/>
+              <w:left w:w="0" w:type="dxa"/>
+              <w:bottom w:w="30" w:type="dxa"/>
+              <w:right w:w="0" w:type="dxa"/>
+            </w:tcMar>
+            <w:vAlign w:val="bottom"/>
+            <w:hideMark/>
+          </w:tcPr>
+          <w:p>
+            <w:pPr>
+              <w:spacing w:after="0" w:line="240" w:lineRule="auto"/>
+              <w:rPr>
+                <w:rFonts w:eastAsia="Times New Roman" w:cstheme="minorHAnsi"/>
+                <w:b/>
+                <w:bCs/>
+                <w:kern w:val="0"/>
+                <w:lang w:val="en-US" w:eastAsia="el-GR"/>
+                <w14:ligatures w14:val="none"/>
+              </w:rPr>
+            </w:pPr>
+            <w:proofErr w:type="spellStart"/>
+            <w:r>
+              <w:rPr>
+                <w:rFonts w:eastAsia="Times New Roman" w:cstheme="minorHAnsi"/>
+                <w:b/>
+                <w:bCs/>
+                <w:kern w:val="0"/>
+                <w:lang w:val="en-US" w:eastAsia="el-GR"/>
+                <w14:ligatures w14:val="none"/>
+              </w:rPr>
+              <w:t>Desciption</w:t>
+            </w:r>
+            <w:proofErr w:type="spellEnd"/>
+          </w:p>
+        </w:tc>
+      </w:tr>
+      <w:tr>
+        <w:trPr>
+          <w:trHeight w:val="315"/>
+        </w:trPr>
+        <w:tc>
+          <w:tcPr>
+            <w:tcW w:w="2234" w:type="dxa"/>
+            <w:tcBorders>
+              <w:top w:val="single" w:sz="6" w:space="0" w:color="CCCCCC"/>
+              <w:left w:val="single" w:sz="6" w:space="0" w:color="CCCCCC"/>
+              <w:bottom w:val="single" w:sz="6" w:space="0" w:color="CCCCCC"/>
+              <w:right w:val="single" w:sz="6" w:space="0" w:color="CCCCCC"/>
+            </w:tcBorders>
+            <w:tcMar>
+              <w:top w:w="30" w:type="dxa"/>
+              <w:left w:w="45" w:type="dxa"/>
+              <w:bottom w:w="30" w:type="dxa"/>
+              <w:right w:w="45" w:type="dxa"/>
+            </w:tcMar>
+            <w:vAlign w:val="bottom"/>
+            <w:hideMark/>
+          </w:tcPr>
+          <w:p>
+            <w:pPr>
+              <w:spacing w:after="0" w:line="240" w:lineRule="auto"/>
+              <w:rPr>
+                <w:rFonts w:eastAsia="Times New Roman" w:cstheme="minorHAnsi"/>
+                <w:b/>
+                <w:bCs/>
+                <w:kern w:val="0"/>
+                <w:lang w:eastAsia="el-GR"/>
+                <w14:ligatures w14:val="none"/>
+              </w:rPr>
+            </w:pPr>
+            <w:proofErr w:type="spellStart"/>
+            <w:r>
+              <w:rPr>
+                <w:rFonts w:eastAsia="Times New Roman" w:cstheme="minorHAnsi"/>
+                <w:b/>
+                <w:bCs/>
+                <w:kern w:val="0"/>
+                <w:lang w:eastAsia="el-GR"/>
+                <w14:ligatures w14:val="none"/>
+              </w:rPr>
+              <w:t>Benchmark</w:t>
+            </w:r>
+            <w:proofErr w:type="spellEnd"/>
+            <w:r>
+              <w:rPr>
+                <w:rFonts w:eastAsia="Times New Roman" w:cstheme="minorHAnsi"/>
+                <w:b/>
+                <w:bCs/>
+                <w:kern w:val="0"/>
+                <w:lang w:eastAsia="el-GR"/>
+                <w14:ligatures w14:val="none"/>
+              </w:rPr>
+              <w:t xml:space="preserve"> (</w:t>
+            </w:r>
+            <w:proofErr w:type="spellStart"/>
+            <w:r>
+              <w:rPr>
+                <w:rFonts w:eastAsia="Times New Roman" w:cstheme="minorHAnsi"/>
+                <w:b/>
+                <w:bCs/>
+                <w:kern w:val="0"/>
+                <w:lang w:eastAsia="el-GR"/>
+                <w14:ligatures w14:val="none"/>
+              </w:rPr>
+              <w:t>Full</w:t>
+            </w:r>
+            <w:proofErr w:type="spellEnd"/>
+            <w:r>
+              <w:rPr>
+                <w:rFonts w:eastAsia="Times New Roman" w:cstheme="minorHAnsi"/>
+                <w:b/>
+                <w:bCs/>
+                <w:kern w:val="0"/>
+                <w:lang w:eastAsia="el-GR"/>
+                <w14:ligatures w14:val="none"/>
+              </w:rPr>
+              <w:t xml:space="preserve"> </w:t>
+            </w:r>
+            <w:proofErr w:type="spellStart"/>
+            <w:r>
+              <w:rPr>
+                <w:rFonts w:eastAsia="Times New Roman" w:cstheme="minorHAnsi"/>
+                <w:b/>
+                <w:bCs/>
+                <w:kern w:val="0"/>
+                <w:lang w:eastAsia="el-GR"/>
+                <w14:ligatures w14:val="none"/>
+              </w:rPr>
+              <w:t>Data</w:t>
+            </w:r>
+            <w:proofErr w:type="spellEnd"/>
+            <w:r>
+              <w:rPr>
+                <w:rFonts w:eastAsia="Times New Roman" w:cstheme="minorHAnsi"/>
+                <w:b/>
+                <w:bCs/>
+                <w:kern w:val="0"/>
+                <w:lang w:eastAsia="el-GR"/>
+                <w14:ligatures w14:val="none"/>
+              </w:rPr>
+              <w:t>)</w:t>
+            </w:r>
+          </w:p>
+        </w:tc>
+        <w:tc>
+          <w:tcPr>
+            <w:tcW w:w="1376" w:type="dxa"/>
+            <w:tcBorders>
+              <w:top w:val="single" w:sz="6" w:space="0" w:color="CCCCCC"/>
+              <w:left w:val="single" w:sz="6" w:space="0" w:color="CCCCCC"/>
+              <w:bottom w:val="single" w:sz="6" w:space="0" w:color="CCCCCC"/>
+              <w:right w:val="single" w:sz="6" w:space="0" w:color="CCCCCC"/>
+            </w:tcBorders>
+            <w:tcMar>
+              <w:top w:w="30" w:type="dxa"/>
+              <w:left w:w="45" w:type="dxa"/>
+              <w:bottom w:w="30" w:type="dxa"/>
+              <w:right w:w="45" w:type="dxa"/>
+            </w:tcMar>
+            <w:vAlign w:val="bottom"/>
+            <w:hideMark/>
+          </w:tcPr>
+          <w:p>
+            <w:pPr>
+              <w:spacing w:after="0" w:line="240" w:lineRule="auto"/>
+              <w:jc w:val="right"/>
+              <w:rPr>
+                <w:rFonts w:eastAsia="Times New Roman" w:cstheme="minorHAnsi"/>
+                <w:kern w:val="0"/>
+                <w:lang w:eastAsia="el-GR"/>
+                <w14:ligatures w14:val="none"/>
+              </w:rPr>
+            </w:pPr>
+            <w:r>
+              <w:rPr>
+                <w:rFonts w:eastAsia="Times New Roman" w:cstheme="minorHAnsi"/>
+                <w:kern w:val="0"/>
+                <w:lang w:eastAsia="el-GR"/>
+                <w14:ligatures w14:val="none"/>
+              </w:rPr>
+              <w:t>97.90%</w:t>
+            </w:r>
+          </w:p>
+        </w:tc>
+        <w:tc>
+          <w:tcPr>
+            <w:tcW w:w="0" w:type="auto"/>
+            <w:tcBorders>
+              <w:top w:val="single" w:sz="6" w:space="0" w:color="CCCCCC"/>
+              <w:left w:val="single" w:sz="6" w:space="0" w:color="CCCCCC"/>
+              <w:bottom w:val="single" w:sz="6" w:space="0" w:color="CCCCCC"/>
+              <w:right w:val="single" w:sz="6" w:space="0" w:color="CCCCCC"/>
+            </w:tcBorders>
+            <w:tcMar>
+              <w:top w:w="30" w:type="dxa"/>
+              <w:left w:w="0" w:type="dxa"/>
+              <w:bottom w:w="30" w:type="dxa"/>
+              <w:right w:w="0" w:type="dxa"/>
+            </w:tcMar>
+            <w:vAlign w:val="bottom"/>
+            <w:hideMark/>
+          </w:tcPr>
+          <w:p>
+            <w:pPr>
+              <w:spacing w:after="0" w:line="240" w:lineRule="auto"/>
+              <w:rPr>
+                <w:rFonts w:eastAsia="Times New Roman" w:cstheme="minorHAnsi"/>
+                <w:kern w:val="0"/>
+                <w:lang w:val="en-US" w:eastAsia="el-GR"/>
+                <w14:ligatures w14:val="none"/>
+              </w:rPr>
+            </w:pPr>
+            <w:r>
+              <w:rPr>
+                <w:rFonts w:eastAsia="Times New Roman" w:cstheme="minorHAnsi"/>
+                <w:kern w:val="0"/>
+                <w:lang w:val="en-US" w:eastAsia="el-GR"/>
+                <w14:ligatures w14:val="none"/>
+              </w:rPr>
+              <w:t>Uses all available information</w:t>
+            </w:r>
+            <w:r>
+              <w:rPr>
+                <w:rFonts w:eastAsia="Times New Roman" w:cstheme="minorHAnsi"/>
+                <w:kern w:val="0"/>
+                <w:lang w:val="en-US" w:eastAsia="el-GR"/>
+                <w14:ligatures w14:val="none"/>
+              </w:rPr>
+              <w:t xml:space="preserve">, </w:t>
+            </w:r>
+            <w:r>
+              <w:rPr>
+                <w:rFonts w:eastAsia="Times New Roman" w:cstheme="minorHAnsi"/>
+                <w:kern w:val="0"/>
+                <w:lang w:val="en-US" w:eastAsia="el-GR"/>
+                <w14:ligatures w14:val="none"/>
+              </w:rPr>
+              <w:t>highest accuracy but highest computational cost.</w:t>
+            </w:r>
+          </w:p>
+        </w:tc>
+      </w:tr>
+      <w:tr>
+        <w:trPr>
+          <w:trHeight w:val="315"/>
+        </w:trPr>
+        <w:tc>
+          <w:tcPr>
+            <w:tcW w:w="2234" w:type="dxa"/>
+            <w:tcBorders>
+              <w:top w:val="single" w:sz="6" w:space="0" w:color="CCCCCC"/>
+              <w:left w:val="single" w:sz="6" w:space="0" w:color="CCCCCC"/>
+              <w:bottom w:val="single" w:sz="6" w:space="0" w:color="CCCCCC"/>
+              <w:right w:val="single" w:sz="6" w:space="0" w:color="CCCCCC"/>
+            </w:tcBorders>
+            <w:tcMar>
+              <w:top w:w="30" w:type="dxa"/>
+              <w:left w:w="45" w:type="dxa"/>
+              <w:bottom w:w="30" w:type="dxa"/>
+              <w:right w:w="45" w:type="dxa"/>
+            </w:tcMar>
+            <w:vAlign w:val="bottom"/>
+            <w:hideMark/>
+          </w:tcPr>
+          <w:p>
+            <w:pPr>
+              <w:spacing w:after="0" w:line="240" w:lineRule="auto"/>
+              <w:rPr>
+                <w:rFonts w:eastAsia="Times New Roman" w:cstheme="minorHAnsi"/>
+                <w:b/>
+                <w:bCs/>
+                <w:kern w:val="0"/>
+                <w:lang w:eastAsia="el-GR"/>
+                <w14:ligatures w14:val="none"/>
+              </w:rPr>
+            </w:pPr>
+            <w:r>
+              <w:rPr>
+                <w:rFonts w:eastAsia="Times New Roman" w:cstheme="minorHAnsi"/>
+                <w:b/>
+                <w:bCs/>
+                <w:kern w:val="0"/>
+                <w:lang w:eastAsia="el-GR"/>
+                <w14:ligatures w14:val="none"/>
+              </w:rPr>
+              <w:t xml:space="preserve">PCA </w:t>
+            </w:r>
+            <w:proofErr w:type="spellStart"/>
+            <w:r>
+              <w:rPr>
+                <w:rFonts w:eastAsia="Times New Roman" w:cstheme="minorHAnsi"/>
+                <w:b/>
+                <w:bCs/>
+                <w:kern w:val="0"/>
+                <w:lang w:eastAsia="el-GR"/>
+                <w14:ligatures w14:val="none"/>
+              </w:rPr>
+              <w:t>Alone</w:t>
+            </w:r>
+            <w:proofErr w:type="spellEnd"/>
+            <w:r>
+              <w:rPr>
+                <w:rFonts w:eastAsia="Times New Roman" w:cstheme="minorHAnsi"/>
+                <w:b/>
+                <w:bCs/>
+                <w:kern w:val="0"/>
+                <w:lang w:eastAsia="el-GR"/>
+                <w14:ligatures w14:val="none"/>
+              </w:rPr>
+              <w:t xml:space="preserve"> (K=50)</w:t>
+            </w:r>
+          </w:p>
+        </w:tc>
+        <w:tc>
+          <w:tcPr>
+            <w:tcW w:w="1376" w:type="dxa"/>
+            <w:tcBorders>
+              <w:top w:val="single" w:sz="6" w:space="0" w:color="CCCCCC"/>
+              <w:left w:val="single" w:sz="6" w:space="0" w:color="CCCCCC"/>
+              <w:bottom w:val="single" w:sz="6" w:space="0" w:color="CCCCCC"/>
+              <w:right w:val="single" w:sz="6" w:space="0" w:color="CCCCCC"/>
+            </w:tcBorders>
+            <w:tcMar>
+              <w:top w:w="30" w:type="dxa"/>
+              <w:left w:w="45" w:type="dxa"/>
+              <w:bottom w:w="30" w:type="dxa"/>
+              <w:right w:w="45" w:type="dxa"/>
+            </w:tcMar>
+            <w:vAlign w:val="bottom"/>
+            <w:hideMark/>
+          </w:tcPr>
+          <w:p>
+            <w:pPr>
+              <w:spacing w:after="0" w:line="240" w:lineRule="auto"/>
+              <w:jc w:val="right"/>
+              <w:rPr>
+                <w:rFonts w:eastAsia="Times New Roman" w:cstheme="minorHAnsi"/>
+                <w:kern w:val="0"/>
+                <w:lang w:eastAsia="el-GR"/>
+                <w14:ligatures w14:val="none"/>
+              </w:rPr>
+            </w:pPr>
+            <w:r>
+              <w:rPr>
+                <w:rFonts w:eastAsia="Times New Roman" w:cstheme="minorHAnsi"/>
+                <w:kern w:val="0"/>
+                <w:lang w:eastAsia="el-GR"/>
+                <w14:ligatures w14:val="none"/>
+              </w:rPr>
+              <w:t>98.23%</w:t>
+            </w:r>
+          </w:p>
+        </w:tc>
+        <w:tc>
+          <w:tcPr>
+            <w:tcW w:w="0" w:type="auto"/>
+            <w:tcBorders>
+              <w:top w:val="single" w:sz="6" w:space="0" w:color="CCCCCC"/>
+              <w:left w:val="single" w:sz="6" w:space="0" w:color="CCCCCC"/>
+              <w:bottom w:val="single" w:sz="6" w:space="0" w:color="CCCCCC"/>
+              <w:right w:val="single" w:sz="6" w:space="0" w:color="CCCCCC"/>
+            </w:tcBorders>
+            <w:tcMar>
+              <w:top w:w="30" w:type="dxa"/>
+              <w:left w:w="0" w:type="dxa"/>
+              <w:bottom w:w="30" w:type="dxa"/>
+              <w:right w:w="0" w:type="dxa"/>
+            </w:tcMar>
+            <w:vAlign w:val="bottom"/>
+            <w:hideMark/>
+          </w:tcPr>
+          <w:p>
+            <w:pPr>
+              <w:spacing w:after="0" w:line="240" w:lineRule="auto"/>
+              <w:rPr>
+                <w:rFonts w:eastAsia="Times New Roman" w:cstheme="minorHAnsi"/>
+                <w:kern w:val="0"/>
+                <w:lang w:val="en-US" w:eastAsia="el-GR"/>
+                <w14:ligatures w14:val="none"/>
+              </w:rPr>
+            </w:pPr>
+            <w:r>
+              <w:rPr>
+                <w:rFonts w:eastAsia="Times New Roman" w:cstheme="minorHAnsi"/>
+                <w:kern w:val="0"/>
+                <w:lang w:val="en-US" w:eastAsia="el-GR"/>
+                <w14:ligatures w14:val="none"/>
+              </w:rPr>
+              <w:t>Slightly outperforms the benchmark by removing "noise" and keeping 98%+ variance.</w:t>
+            </w:r>
+          </w:p>
+        </w:tc>
+      </w:tr>
+      <w:tr>
+        <w:trPr>
+          <w:trHeight w:val="315"/>
+        </w:trPr>
+        <w:tc>
+          <w:tcPr>
+            <w:tcW w:w="2234" w:type="dxa"/>
+            <w:tcBorders>
+              <w:top w:val="single" w:sz="6" w:space="0" w:color="CCCCCC"/>
+              <w:left w:val="single" w:sz="6" w:space="0" w:color="CCCCCC"/>
+              <w:bottom w:val="single" w:sz="6" w:space="0" w:color="CCCCCC"/>
+              <w:right w:val="single" w:sz="6" w:space="0" w:color="CCCCCC"/>
+            </w:tcBorders>
+            <w:tcMar>
+              <w:top w:w="30" w:type="dxa"/>
+              <w:left w:w="45" w:type="dxa"/>
+              <w:bottom w:w="30" w:type="dxa"/>
+              <w:right w:w="45" w:type="dxa"/>
+            </w:tcMar>
+            <w:vAlign w:val="bottom"/>
+            <w:hideMark/>
+          </w:tcPr>
+          <w:p>
+            <w:pPr>
+              <w:spacing w:after="0" w:line="240" w:lineRule="auto"/>
+              <w:rPr>
+                <w:rFonts w:eastAsia="Times New Roman" w:cstheme="minorHAnsi"/>
+                <w:b/>
+                <w:bCs/>
+                <w:kern w:val="0"/>
+                <w:lang w:eastAsia="el-GR"/>
+                <w14:ligatures w14:val="none"/>
+              </w:rPr>
+            </w:pPr>
+            <w:r>
+              <w:rPr>
+                <w:rFonts w:eastAsia="Times New Roman" w:cstheme="minorHAnsi"/>
+                <w:b/>
+                <w:bCs/>
+                <w:kern w:val="0"/>
+                <w:lang w:eastAsia="el-GR"/>
+                <w14:ligatures w14:val="none"/>
+              </w:rPr>
+              <w:t xml:space="preserve">LDA </w:t>
+            </w:r>
+            <w:proofErr w:type="spellStart"/>
+            <w:r>
+              <w:rPr>
+                <w:rFonts w:eastAsia="Times New Roman" w:cstheme="minorHAnsi"/>
+                <w:b/>
+                <w:bCs/>
+                <w:kern w:val="0"/>
+                <w:lang w:eastAsia="el-GR"/>
+                <w14:ligatures w14:val="none"/>
+              </w:rPr>
+              <w:t>Alone</w:t>
+            </w:r>
+            <w:proofErr w:type="spellEnd"/>
+            <w:r>
+              <w:rPr>
+                <w:rFonts w:eastAsia="Times New Roman" w:cstheme="minorHAnsi"/>
+                <w:b/>
+                <w:bCs/>
+                <w:kern w:val="0"/>
+                <w:lang w:eastAsia="el-GR"/>
+                <w14:ligatures w14:val="none"/>
+              </w:rPr>
+              <w:t xml:space="preserve"> (1D)</w:t>
+            </w:r>
+          </w:p>
+        </w:tc>
+        <w:tc>
+          <w:tcPr>
+            <w:tcW w:w="1376" w:type="dxa"/>
+            <w:tcBorders>
+              <w:top w:val="single" w:sz="6" w:space="0" w:color="CCCCCC"/>
+              <w:left w:val="single" w:sz="6" w:space="0" w:color="CCCCCC"/>
+              <w:bottom w:val="single" w:sz="6" w:space="0" w:color="CCCCCC"/>
+              <w:right w:val="single" w:sz="6" w:space="0" w:color="CCCCCC"/>
+            </w:tcBorders>
+            <w:tcMar>
+              <w:top w:w="30" w:type="dxa"/>
+              <w:left w:w="45" w:type="dxa"/>
+              <w:bottom w:w="30" w:type="dxa"/>
+              <w:right w:w="45" w:type="dxa"/>
+            </w:tcMar>
+            <w:vAlign w:val="bottom"/>
+            <w:hideMark/>
+          </w:tcPr>
+          <w:p>
+            <w:pPr>
+              <w:spacing w:after="0" w:line="240" w:lineRule="auto"/>
+              <w:jc w:val="right"/>
+              <w:rPr>
+                <w:rFonts w:eastAsia="Times New Roman" w:cstheme="minorHAnsi"/>
+                <w:kern w:val="0"/>
+                <w:lang w:eastAsia="el-GR"/>
+                <w14:ligatures w14:val="none"/>
+              </w:rPr>
+            </w:pPr>
+            <w:r>
+              <w:rPr>
+                <w:rFonts w:eastAsia="Times New Roman" w:cstheme="minorHAnsi"/>
+                <w:kern w:val="0"/>
+                <w:lang w:eastAsia="el-GR"/>
+                <w14:ligatures w14:val="none"/>
+              </w:rPr>
+              <w:t>86.12%</w:t>
+            </w:r>
+          </w:p>
+        </w:tc>
+        <w:tc>
+          <w:tcPr>
+            <w:tcW w:w="0" w:type="auto"/>
+            <w:tcBorders>
+              <w:top w:val="single" w:sz="6" w:space="0" w:color="CCCCCC"/>
+              <w:left w:val="single" w:sz="6" w:space="0" w:color="CCCCCC"/>
+              <w:bottom w:val="single" w:sz="6" w:space="0" w:color="CCCCCC"/>
+              <w:right w:val="single" w:sz="6" w:space="0" w:color="CCCCCC"/>
+            </w:tcBorders>
+            <w:tcMar>
+              <w:top w:w="30" w:type="dxa"/>
+              <w:left w:w="0" w:type="dxa"/>
+              <w:bottom w:w="30" w:type="dxa"/>
+              <w:right w:w="0" w:type="dxa"/>
+            </w:tcMar>
+            <w:vAlign w:val="bottom"/>
+            <w:hideMark/>
+          </w:tcPr>
+          <w:p>
+            <w:pPr>
+              <w:spacing w:after="0" w:line="240" w:lineRule="auto"/>
+              <w:rPr>
+                <w:rFonts w:eastAsia="Times New Roman" w:cstheme="minorHAnsi"/>
+                <w:kern w:val="0"/>
+                <w:lang w:val="en-US" w:eastAsia="el-GR"/>
+                <w14:ligatures w14:val="none"/>
+              </w:rPr>
+            </w:pPr>
+            <w:r>
+              <w:rPr>
+                <w:rFonts w:eastAsia="Times New Roman" w:cstheme="minorHAnsi"/>
+                <w:kern w:val="0"/>
+                <w:lang w:val="en-US" w:eastAsia="el-GR"/>
+                <w14:ligatures w14:val="none"/>
+              </w:rPr>
+              <w:t>Reduces</w:t>
+            </w:r>
+            <w:r>
+              <w:rPr>
+                <w:rFonts w:eastAsia="Times New Roman" w:cstheme="minorHAnsi"/>
+                <w:kern w:val="0"/>
+                <w:lang w:val="en-US" w:eastAsia="el-GR"/>
+                <w14:ligatures w14:val="none"/>
+              </w:rPr>
+              <w:t xml:space="preserve"> data to 1 feature while maintaining high (86%) discriminative power.</w:t>
+            </w:r>
+          </w:p>
+        </w:tc>
+      </w:tr>
+      <w:tr>
+        <w:trPr>
+          <w:trHeight w:val="315"/>
+        </w:trPr>
+        <w:tc>
+          <w:tcPr>
+            <w:tcW w:w="2234" w:type="dxa"/>
+            <w:tcBorders>
+              <w:top w:val="single" w:sz="6" w:space="0" w:color="CCCCCC"/>
+              <w:left w:val="single" w:sz="6" w:space="0" w:color="CCCCCC"/>
+              <w:bottom w:val="single" w:sz="6" w:space="0" w:color="CCCCCC"/>
+              <w:right w:val="single" w:sz="6" w:space="0" w:color="CCCCCC"/>
+            </w:tcBorders>
+            <w:tcMar>
+              <w:top w:w="30" w:type="dxa"/>
+              <w:left w:w="45" w:type="dxa"/>
+              <w:bottom w:w="30" w:type="dxa"/>
+              <w:right w:w="45" w:type="dxa"/>
+            </w:tcMar>
+            <w:vAlign w:val="bottom"/>
+            <w:hideMark/>
+          </w:tcPr>
+          <w:p>
+            <w:pPr>
+              <w:spacing w:after="0" w:line="240" w:lineRule="auto"/>
+              <w:rPr>
+                <w:rFonts w:eastAsia="Times New Roman" w:cstheme="minorHAnsi"/>
+                <w:b/>
+                <w:bCs/>
+                <w:kern w:val="0"/>
+                <w:lang w:eastAsia="el-GR"/>
+                <w14:ligatures w14:val="none"/>
+              </w:rPr>
+            </w:pPr>
+            <w:r>
+              <w:rPr>
+                <w:rFonts w:eastAsia="Times New Roman" w:cstheme="minorHAnsi"/>
+                <w:b/>
+                <w:bCs/>
+                <w:kern w:val="0"/>
+                <w:lang w:eastAsia="el-GR"/>
+                <w14:ligatures w14:val="none"/>
+              </w:rPr>
+              <w:t>PCA(K=500) + LDA</w:t>
+            </w:r>
+          </w:p>
+        </w:tc>
+        <w:tc>
+          <w:tcPr>
+            <w:tcW w:w="1376" w:type="dxa"/>
+            <w:tcBorders>
+              <w:top w:val="single" w:sz="6" w:space="0" w:color="CCCCCC"/>
+              <w:left w:val="single" w:sz="6" w:space="0" w:color="CCCCCC"/>
+              <w:bottom w:val="single" w:sz="6" w:space="0" w:color="CCCCCC"/>
+              <w:right w:val="single" w:sz="6" w:space="0" w:color="CCCCCC"/>
+            </w:tcBorders>
+            <w:tcMar>
+              <w:top w:w="30" w:type="dxa"/>
+              <w:left w:w="45" w:type="dxa"/>
+              <w:bottom w:w="30" w:type="dxa"/>
+              <w:right w:w="45" w:type="dxa"/>
+            </w:tcMar>
+            <w:vAlign w:val="bottom"/>
+            <w:hideMark/>
+          </w:tcPr>
+          <w:p>
+            <w:pPr>
+              <w:spacing w:after="0" w:line="240" w:lineRule="auto"/>
+              <w:jc w:val="right"/>
+              <w:rPr>
+                <w:rFonts w:eastAsia="Times New Roman" w:cstheme="minorHAnsi"/>
+                <w:kern w:val="0"/>
+                <w:lang w:eastAsia="el-GR"/>
+                <w14:ligatures w14:val="none"/>
+              </w:rPr>
+            </w:pPr>
+            <w:r>
+              <w:rPr>
+                <w:rFonts w:eastAsia="Times New Roman" w:cstheme="minorHAnsi"/>
+                <w:kern w:val="0"/>
+                <w:lang w:eastAsia="el-GR"/>
+                <w14:ligatures w14:val="none"/>
+              </w:rPr>
+              <w:t>86.25%</w:t>
+            </w:r>
+          </w:p>
+        </w:tc>
+        <w:tc>
+          <w:tcPr>
+            <w:tcW w:w="0" w:type="auto"/>
+            <w:tcBorders>
+              <w:top w:val="single" w:sz="6" w:space="0" w:color="CCCCCC"/>
+              <w:left w:val="single" w:sz="6" w:space="0" w:color="CCCCCC"/>
+              <w:bottom w:val="single" w:sz="6" w:space="0" w:color="CCCCCC"/>
+              <w:right w:val="single" w:sz="6" w:space="0" w:color="CCCCCC"/>
+            </w:tcBorders>
+            <w:tcMar>
+              <w:top w:w="30" w:type="dxa"/>
+              <w:left w:w="0" w:type="dxa"/>
+              <w:bottom w:w="30" w:type="dxa"/>
+              <w:right w:w="0" w:type="dxa"/>
+            </w:tcMar>
+            <w:vAlign w:val="bottom"/>
+            <w:hideMark/>
+          </w:tcPr>
+          <w:p>
+            <w:pPr>
+              <w:spacing w:after="0" w:line="240" w:lineRule="auto"/>
+              <w:rPr>
+                <w:rFonts w:eastAsia="Times New Roman" w:cstheme="minorHAnsi"/>
+                <w:kern w:val="0"/>
+                <w:lang w:val="en-US" w:eastAsia="el-GR"/>
+                <w14:ligatures w14:val="none"/>
+              </w:rPr>
+            </w:pPr>
+            <w:r>
+              <w:rPr>
+                <w:rFonts w:eastAsia="Times New Roman" w:cstheme="minorHAnsi"/>
+                <w:kern w:val="0"/>
+                <w:lang w:val="en-US" w:eastAsia="el-GR"/>
+                <w14:ligatures w14:val="none"/>
+              </w:rPr>
+              <w:t>Nearly identical to LDA, as the high-K PCA retains almost all original information.</w:t>
+            </w:r>
+          </w:p>
+        </w:tc>
+      </w:tr>
+      <w:tr>
+        <w:trPr>
+          <w:trHeight w:val="315"/>
+        </w:trPr>
+        <w:tc>
+          <w:tcPr>
+            <w:tcW w:w="2234" w:type="dxa"/>
+            <w:tcBorders>
+              <w:top w:val="single" w:sz="6" w:space="0" w:color="CCCCCC"/>
+              <w:left w:val="single" w:sz="6" w:space="0" w:color="CCCCCC"/>
+              <w:bottom w:val="single" w:sz="6" w:space="0" w:color="CCCCCC"/>
+              <w:right w:val="single" w:sz="6" w:space="0" w:color="CCCCCC"/>
+            </w:tcBorders>
+            <w:tcMar>
+              <w:top w:w="30" w:type="dxa"/>
+              <w:left w:w="45" w:type="dxa"/>
+              <w:bottom w:w="30" w:type="dxa"/>
+              <w:right w:w="45" w:type="dxa"/>
+            </w:tcMar>
+            <w:vAlign w:val="bottom"/>
+            <w:hideMark/>
+          </w:tcPr>
+          <w:p>
+            <w:pPr>
+              <w:spacing w:after="0" w:line="240" w:lineRule="auto"/>
+              <w:rPr>
+                <w:rFonts w:eastAsia="Times New Roman" w:cstheme="minorHAnsi"/>
+                <w:b/>
+                <w:bCs/>
+                <w:kern w:val="0"/>
+                <w:lang w:eastAsia="el-GR"/>
+                <w14:ligatures w14:val="none"/>
+              </w:rPr>
+            </w:pPr>
+            <w:r>
+              <w:rPr>
+                <w:rFonts w:eastAsia="Times New Roman" w:cstheme="minorHAnsi"/>
+                <w:b/>
+                <w:bCs/>
+                <w:kern w:val="0"/>
+                <w:lang w:eastAsia="el-GR"/>
+                <w14:ligatures w14:val="none"/>
+              </w:rPr>
+              <w:t>PCA(K=10) + LDA</w:t>
+            </w:r>
+          </w:p>
+        </w:tc>
+        <w:tc>
+          <w:tcPr>
+            <w:tcW w:w="1376" w:type="dxa"/>
+            <w:tcBorders>
+              <w:top w:val="single" w:sz="6" w:space="0" w:color="CCCCCC"/>
+              <w:left w:val="single" w:sz="6" w:space="0" w:color="CCCCCC"/>
+              <w:bottom w:val="single" w:sz="6" w:space="0" w:color="CCCCCC"/>
+              <w:right w:val="single" w:sz="6" w:space="0" w:color="CCCCCC"/>
+            </w:tcBorders>
+            <w:tcMar>
+              <w:top w:w="30" w:type="dxa"/>
+              <w:left w:w="45" w:type="dxa"/>
+              <w:bottom w:w="30" w:type="dxa"/>
+              <w:right w:w="45" w:type="dxa"/>
+            </w:tcMar>
+            <w:vAlign w:val="bottom"/>
+            <w:hideMark/>
+          </w:tcPr>
+          <w:p>
+            <w:pPr>
+              <w:spacing w:after="0" w:line="240" w:lineRule="auto"/>
+              <w:jc w:val="right"/>
+              <w:rPr>
+                <w:rFonts w:eastAsia="Times New Roman" w:cstheme="minorHAnsi"/>
+                <w:kern w:val="0"/>
+                <w:lang w:eastAsia="el-GR"/>
+                <w14:ligatures w14:val="none"/>
+              </w:rPr>
+            </w:pPr>
+            <w:r>
+              <w:rPr>
+                <w:rFonts w:eastAsia="Times New Roman" w:cstheme="minorHAnsi"/>
+                <w:kern w:val="0"/>
+                <w:lang w:eastAsia="el-GR"/>
+                <w14:ligatures w14:val="none"/>
+              </w:rPr>
+              <w:t>71.83%</w:t>
+            </w:r>
+          </w:p>
+        </w:tc>
+        <w:tc>
+          <w:tcPr>
+            <w:tcW w:w="0" w:type="auto"/>
+            <w:tcBorders>
+              <w:top w:val="single" w:sz="6" w:space="0" w:color="CCCCCC"/>
+              <w:left w:val="single" w:sz="6" w:space="0" w:color="CCCCCC"/>
+              <w:bottom w:val="single" w:sz="6" w:space="0" w:color="CCCCCC"/>
+              <w:right w:val="single" w:sz="6" w:space="0" w:color="CCCCCC"/>
+            </w:tcBorders>
+            <w:tcMar>
+              <w:top w:w="30" w:type="dxa"/>
+              <w:left w:w="0" w:type="dxa"/>
+              <w:bottom w:w="30" w:type="dxa"/>
+              <w:right w:w="0" w:type="dxa"/>
+            </w:tcMar>
+            <w:vAlign w:val="bottom"/>
+            <w:hideMark/>
+          </w:tcPr>
+          <w:p>
+            <w:pPr>
+              <w:spacing w:after="0" w:line="240" w:lineRule="auto"/>
+              <w:rPr>
+                <w:rFonts w:eastAsia="Times New Roman" w:cstheme="minorHAnsi"/>
+                <w:kern w:val="0"/>
+                <w:lang w:val="en-US" w:eastAsia="el-GR"/>
+                <w14:ligatures w14:val="none"/>
+              </w:rPr>
+            </w:pPr>
+            <w:r>
+              <w:rPr>
+                <w:rFonts w:eastAsia="Times New Roman" w:cstheme="minorHAnsi"/>
+                <w:kern w:val="0"/>
+                <w:lang w:val="en-US" w:eastAsia="el-GR"/>
+                <w14:ligatures w14:val="none"/>
+              </w:rPr>
+              <w:t>Worst Performance. Heavily bottlenecked by the initial loss of information in PCA.</w:t>
+            </w:r>
+          </w:p>
+        </w:tc>
+      </w:tr>
+    </w:tbl>
+    <w:p>
+      <w:pPr>
+        <w:pStyle w:val="ListParagraph"/>
+        <w:ind w:left="-851" w:right="-766"/>
+        <w:jc w:val="both"/>
+        <w:rPr>
+          <w:rFonts w:ascii="Calibri" w:hAnsi="Calibri" w:cs="Calibri"/>
+          <w:lang w:val="en-US"/>
+        </w:rPr>
+      </w:pPr>
+    </w:p>
+    <w:p>
+      <w:pPr>
+        <w:pStyle w:val="ListParagraph"/>
+        <w:ind w:left="-851" w:right="-766"/>
+        <w:jc w:val="both"/>
+        <w:rPr>
+          <w:lang w:val="en-US"/>
+        </w:rPr>
+      </w:pPr>
+      <w:r>
+        <w:rPr>
+          <w:lang w:val="en-US"/>
+        </w:rPr>
+        <w:t xml:space="preserve">In </w:t>
+      </w:r>
+      <w:r>
+        <w:rPr>
+          <w:lang w:val="en-US"/>
+        </w:rPr>
+        <w:t>the</w:t>
+      </w:r>
+      <w:r>
+        <w:rPr>
+          <w:lang w:val="en-US"/>
+        </w:rPr>
+        <w:t xml:space="preserve"> PCA+LDA </w:t>
+      </w:r>
+      <w:r>
+        <w:rPr>
+          <w:lang w:val="en-US"/>
+        </w:rPr>
+        <w:t>execution</w:t>
+      </w:r>
+      <w:r>
+        <w:rPr>
+          <w:lang w:val="en-US"/>
+        </w:rPr>
+        <w:t xml:space="preserve">, the SVM accuracy is limited by the </w:t>
+      </w:r>
+      <w:r>
+        <w:rPr>
+          <w:b/>
+          <w:bCs/>
+          <w:lang w:val="en-US"/>
+        </w:rPr>
+        <w:t>information bottleneck</w:t>
+      </w:r>
+      <w:r>
+        <w:rPr>
+          <w:lang w:val="en-US"/>
+        </w:rPr>
+        <w:t xml:space="preserve"> created by the PCA</w:t>
+      </w:r>
+      <w:r>
+        <w:rPr>
+          <w:lang w:val="en-US"/>
+        </w:rPr>
+        <w:t>. When I set K=10 for PCA, a lot of the data variance is discarded before LDA.</w:t>
+      </w:r>
+    </w:p>
+    <w:p>
+      <w:pPr>
+        <w:pStyle w:val="ListParagraph"/>
+        <w:ind w:left="-851" w:right="-766"/>
+        <w:jc w:val="both"/>
+      </w:pPr>
+    </w:p>
+    <w:p>
+      <w:pPr>
+        <w:pStyle w:val="ListParagraph"/>
+        <w:ind w:left="-851" w:right="-766"/>
+        <w:jc w:val="both"/>
+      </w:pPr>
+    </w:p>
+    <w:p>
+      <w:r>
+        <w:br w:type="page"/>
+      </w:r>
     </w:p>
     <w:p>
       <w:pPr>
@@ -2233,6 +4631,7 @@
           <w:szCs w:val="28"/>
           <w:lang w:val="en-US"/>
         </w:rPr>
+        <w:lastRenderedPageBreak/>
         <w:t>Naïve Bayes</w:t>
       </w:r>
     </w:p>
@@ -2447,15 +4846,6 @@
           <w:lang w:val="en-US"/>
         </w:rPr>
       </w:pPr>
-      <w:r>
-        <w:rPr>
-          <w:rFonts w:ascii="Calibri" w:hAnsi="Calibri" w:cs="Calibri"/>
-          <w:b/>
-          <w:bCs/>
-          <w:lang w:val="en-US"/>
-        </w:rPr>
-        <w:t>Mitigation Strategies</w:t>
-      </w:r>
     </w:p>
     <w:p>
       <w:pPr>
@@ -2464,61 +4854,19 @@
         <w:jc w:val="both"/>
         <w:rPr>
           <w:rFonts w:ascii="Calibri" w:hAnsi="Calibri" w:cs="Calibri"/>
+          <w:b/>
+          <w:bCs/>
           <w:lang w:val="en-US"/>
         </w:rPr>
       </w:pPr>
       <w:r>
         <w:rPr>
           <w:rFonts w:ascii="Calibri" w:hAnsi="Calibri" w:cs="Calibri"/>
-          <w:lang w:val="en-US"/>
-        </w:rPr>
-        <w:t xml:space="preserve">To mitigate this, </w:t>
-      </w:r>
-      <w:r>
-        <w:rPr>
-          <w:rFonts w:ascii="Calibri" w:hAnsi="Calibri" w:cs="Calibri"/>
-          <w:lang w:val="en-US"/>
-        </w:rPr>
-        <w:t>we</w:t>
-      </w:r>
-      <w:r>
-        <w:rPr>
-          <w:rFonts w:ascii="Calibri" w:hAnsi="Calibri" w:cs="Calibri"/>
-          <w:lang w:val="en-US"/>
-        </w:rPr>
-        <w:t xml:space="preserve"> can use </w:t>
-      </w:r>
-      <w:r>
-        <w:rPr>
-          <w:rFonts w:ascii="Calibri" w:hAnsi="Calibri" w:cs="Calibri"/>
-          <w:b/>
-          <w:bCs/>
-          <w:lang w:val="en-US"/>
-        </w:rPr>
-        <w:t>Variance Smoothing</w:t>
-      </w:r>
-      <w:r>
-        <w:rPr>
-          <w:rFonts w:ascii="Calibri" w:hAnsi="Calibri" w:cs="Calibri"/>
-          <w:lang w:val="en-US"/>
-        </w:rPr>
-        <w:t xml:space="preserve">. This involves adding a very small constant (epsilon) to all variances to ensure they are strictly positive. In scikit-learn, this is handled by the </w:t>
-      </w:r>
-      <w:proofErr w:type="spellStart"/>
-      <w:r>
-        <w:rPr>
-          <w:rFonts w:ascii="Calibri" w:hAnsi="Calibri" w:cs="Calibri"/>
-          <w:lang w:val="en-US"/>
-        </w:rPr>
-        <w:t>var_smoothing</w:t>
-      </w:r>
-      <w:proofErr w:type="spellEnd"/>
-      <w:r>
-        <w:rPr>
-          <w:rFonts w:ascii="Calibri" w:hAnsi="Calibri" w:cs="Calibri"/>
-          <w:lang w:val="en-US"/>
-        </w:rPr>
-        <w:t xml:space="preserve"> parameter. Alternatively, you could remove "constant" features (pixels with zero variance) during preprocessing.</w:t>
+          <w:b/>
+          <w:bCs/>
+          <w:lang w:val="en-US"/>
+        </w:rPr>
+        <w:t>Mitigation Strategies</w:t>
       </w:r>
     </w:p>
     <w:p>
@@ -2531,6 +4879,59 @@
           <w:lang w:val="en-US"/>
         </w:rPr>
       </w:pPr>
+      <w:r>
+        <w:rPr>
+          <w:rFonts w:ascii="Calibri" w:hAnsi="Calibri" w:cs="Calibri"/>
+          <w:lang w:val="en-US"/>
+        </w:rPr>
+        <w:t xml:space="preserve">To mitigate this, </w:t>
+      </w:r>
+      <w:r>
+        <w:rPr>
+          <w:rFonts w:ascii="Calibri" w:hAnsi="Calibri" w:cs="Calibri"/>
+          <w:lang w:val="en-US"/>
+        </w:rPr>
+        <w:t>we</w:t>
+      </w:r>
+      <w:r>
+        <w:rPr>
+          <w:rFonts w:ascii="Calibri" w:hAnsi="Calibri" w:cs="Calibri"/>
+          <w:lang w:val="en-US"/>
+        </w:rPr>
+        <w:t xml:space="preserve"> can use </w:t>
+      </w:r>
+      <w:r>
+        <w:rPr>
+          <w:rFonts w:ascii="Calibri" w:hAnsi="Calibri" w:cs="Calibri"/>
+          <w:b/>
+          <w:bCs/>
+          <w:lang w:val="en-US"/>
+        </w:rPr>
+        <w:t>Variance Smoothing</w:t>
+      </w:r>
+      <w:r>
+        <w:rPr>
+          <w:rFonts w:ascii="Calibri" w:hAnsi="Calibri" w:cs="Calibri"/>
+          <w:lang w:val="en-US"/>
+        </w:rPr>
+        <w:t xml:space="preserve">. This involves adding a very small constant (epsilon) to all variances to ensure they are strictly positive. In scikit-learn, this is handled by the </w:t>
+      </w:r>
+      <w:proofErr w:type="spellStart"/>
+      <w:r>
+        <w:rPr>
+          <w:rFonts w:ascii="Calibri" w:hAnsi="Calibri" w:cs="Calibri"/>
+          <w:lang w:val="en-US"/>
+        </w:rPr>
+        <w:t>var_smoothing</w:t>
+      </w:r>
+      <w:proofErr w:type="spellEnd"/>
+      <w:r>
+        <w:rPr>
+          <w:rFonts w:ascii="Calibri" w:hAnsi="Calibri" w:cs="Calibri"/>
+          <w:lang w:val="en-US"/>
+        </w:rPr>
+        <w:t xml:space="preserve"> parameter. </w:t>
+      </w:r>
     </w:p>
     <w:p>
       <w:pPr>
@@ -2542,6 +4943,341 @@
           <w:lang w:val="en-US"/>
         </w:rPr>
       </w:pPr>
+    </w:p>
+    <w:p>
+      <w:pPr>
+        <w:spacing w:after="0" w:line="240" w:lineRule="auto"/>
+        <w:ind w:left="-851"/>
+        <w:rPr>
+          <w:rFonts w:ascii="Consolas" w:eastAsia="Times New Roman" w:hAnsi="Consolas" w:cs="Times New Roman"/>
+          <w:color w:val="000000" w:themeColor="text1"/>
+          <w:kern w:val="0"/>
+          <w:sz w:val="20"/>
+          <w:szCs w:val="20"/>
+          <w:lang w:val="en-US" w:eastAsia="el-GR"/>
+          <w14:ligatures w14:val="none"/>
+        </w:rPr>
+      </w:pPr>
+      <w:r>
+        <w:rPr>
+          <w:rFonts w:ascii="Consolas" w:eastAsia="Times New Roman" w:hAnsi="Consolas" w:cs="Times New Roman"/>
+          <w:color w:val="000000" w:themeColor="text1"/>
+          <w:kern w:val="0"/>
+          <w:sz w:val="20"/>
+          <w:szCs w:val="20"/>
+          <w:lang w:val="en-US" w:eastAsia="el-GR"/>
+          <w14:ligatures w14:val="none"/>
+        </w:rPr>
+        <w:t>-----------------------------------</w:t>
+      </w:r>
+    </w:p>
+    <w:p>
+      <w:pPr>
+        <w:spacing w:after="0" w:line="240" w:lineRule="auto"/>
+        <w:ind w:left="-851"/>
+        <w:rPr>
+          <w:rFonts w:ascii="Consolas" w:eastAsia="Times New Roman" w:hAnsi="Consolas" w:cs="Times New Roman"/>
+          <w:color w:val="000000" w:themeColor="text1"/>
+          <w:kern w:val="0"/>
+          <w:sz w:val="20"/>
+          <w:szCs w:val="20"/>
+          <w:lang w:val="en-US" w:eastAsia="el-GR"/>
+          <w14:ligatures w14:val="none"/>
+        </w:rPr>
+      </w:pPr>
+      <w:r>
+        <w:rPr>
+          <w:rFonts w:ascii="Consolas" w:eastAsia="Times New Roman" w:hAnsi="Consolas" w:cs="Times New Roman"/>
+          <w:color w:val="000000" w:themeColor="text1"/>
+          <w:kern w:val="0"/>
+          <w:sz w:val="20"/>
+          <w:szCs w:val="20"/>
+          <w:lang w:val="en-US" w:eastAsia="el-GR"/>
+          <w14:ligatures w14:val="none"/>
+        </w:rPr>
+        <w:t>NAÏVE BAYES vs. SVM BENCHMARK</w:t>
+      </w:r>
+    </w:p>
+    <w:p>
+      <w:pPr>
+        <w:spacing w:after="0" w:line="240" w:lineRule="auto"/>
+        <w:ind w:left="-851"/>
+        <w:rPr>
+          <w:rFonts w:ascii="Consolas" w:eastAsia="Times New Roman" w:hAnsi="Consolas" w:cs="Times New Roman"/>
+          <w:color w:val="000000" w:themeColor="text1"/>
+          <w:kern w:val="0"/>
+          <w:sz w:val="20"/>
+          <w:szCs w:val="20"/>
+          <w:lang w:val="en-US" w:eastAsia="el-GR"/>
+          <w14:ligatures w14:val="none"/>
+        </w:rPr>
+      </w:pPr>
+      <w:r>
+        <w:rPr>
+          <w:rFonts w:ascii="Consolas" w:eastAsia="Times New Roman" w:hAnsi="Consolas" w:cs="Times New Roman"/>
+          <w:color w:val="000000" w:themeColor="text1"/>
+          <w:kern w:val="0"/>
+          <w:sz w:val="20"/>
+          <w:szCs w:val="20"/>
+          <w:lang w:val="en-US" w:eastAsia="el-GR"/>
+          <w14:ligatures w14:val="none"/>
+        </w:rPr>
+        <w:t>-----------------------------------</w:t>
+      </w:r>
+    </w:p>
+    <w:p>
+      <w:pPr>
+        <w:spacing w:after="0" w:line="240" w:lineRule="auto"/>
+        <w:ind w:left="-851"/>
+        <w:rPr>
+          <w:rFonts w:ascii="Consolas" w:eastAsia="Times New Roman" w:hAnsi="Consolas" w:cs="Times New Roman"/>
+          <w:color w:val="000000" w:themeColor="text1"/>
+          <w:kern w:val="0"/>
+          <w:sz w:val="20"/>
+          <w:szCs w:val="20"/>
+          <w:lang w:val="en-US" w:eastAsia="el-GR"/>
+          <w14:ligatures w14:val="none"/>
+        </w:rPr>
+      </w:pPr>
+      <w:r>
+        <w:rPr>
+          <w:rFonts w:ascii="Consolas" w:eastAsia="Times New Roman" w:hAnsi="Consolas" w:cs="Times New Roman"/>
+          <w:color w:val="000000" w:themeColor="text1"/>
+          <w:kern w:val="0"/>
+          <w:sz w:val="20"/>
+          <w:szCs w:val="20"/>
+          <w:lang w:val="en-US" w:eastAsia="el-GR"/>
+          <w14:ligatures w14:val="none"/>
+        </w:rPr>
+        <w:t>NB Accuracy:        66.88%</w:t>
+      </w:r>
+    </w:p>
+    <w:p>
+      <w:pPr>
+        <w:spacing w:after="0" w:line="240" w:lineRule="auto"/>
+        <w:ind w:left="-851"/>
+        <w:rPr>
+          <w:rFonts w:ascii="Consolas" w:eastAsia="Times New Roman" w:hAnsi="Consolas" w:cs="Times New Roman"/>
+          <w:color w:val="000000" w:themeColor="text1"/>
+          <w:kern w:val="0"/>
+          <w:sz w:val="20"/>
+          <w:szCs w:val="20"/>
+          <w:lang w:val="en-US" w:eastAsia="el-GR"/>
+          <w14:ligatures w14:val="none"/>
+        </w:rPr>
+      </w:pPr>
+      <w:r>
+        <w:rPr>
+          <w:rFonts w:ascii="Consolas" w:eastAsia="Times New Roman" w:hAnsi="Consolas" w:cs="Times New Roman"/>
+          <w:color w:val="000000" w:themeColor="text1"/>
+          <w:kern w:val="0"/>
+          <w:sz w:val="20"/>
+          <w:szCs w:val="20"/>
+          <w:lang w:val="en-US" w:eastAsia="el-GR"/>
+          <w14:ligatures w14:val="none"/>
+        </w:rPr>
+        <w:t>SVM Accuracy:       97.90%</w:t>
+      </w:r>
+    </w:p>
+    <w:p>
+      <w:pPr>
+        <w:spacing w:after="0" w:line="240" w:lineRule="auto"/>
+        <w:ind w:left="-851"/>
+        <w:rPr>
+          <w:rFonts w:ascii="Consolas" w:eastAsia="Times New Roman" w:hAnsi="Consolas" w:cs="Times New Roman"/>
+          <w:color w:val="000000" w:themeColor="text1"/>
+          <w:kern w:val="0"/>
+          <w:sz w:val="20"/>
+          <w:szCs w:val="20"/>
+          <w:lang w:val="en-US" w:eastAsia="el-GR"/>
+          <w14:ligatures w14:val="none"/>
+        </w:rPr>
+      </w:pPr>
+      <w:r>
+        <w:rPr>
+          <w:rFonts w:ascii="Consolas" w:eastAsia="Times New Roman" w:hAnsi="Consolas" w:cs="Times New Roman"/>
+          <w:color w:val="000000" w:themeColor="text1"/>
+          <w:kern w:val="0"/>
+          <w:sz w:val="20"/>
+          <w:szCs w:val="20"/>
+          <w:lang w:val="en-US" w:eastAsia="el-GR"/>
+          <w14:ligatures w14:val="none"/>
+        </w:rPr>
+        <w:t>NB Train Time:      0.0563s</w:t>
+      </w:r>
+    </w:p>
+    <w:p>
+      <w:pPr>
+        <w:spacing w:after="0" w:line="240" w:lineRule="auto"/>
+        <w:ind w:left="-851"/>
+        <w:rPr>
+          <w:rFonts w:ascii="Consolas" w:eastAsia="Times New Roman" w:hAnsi="Consolas" w:cs="Times New Roman"/>
+          <w:color w:val="000000" w:themeColor="text1"/>
+          <w:kern w:val="0"/>
+          <w:sz w:val="20"/>
+          <w:szCs w:val="20"/>
+          <w:lang w:val="en-US" w:eastAsia="el-GR"/>
+          <w14:ligatures w14:val="none"/>
+        </w:rPr>
+      </w:pPr>
+      <w:r>
+        <w:rPr>
+          <w:rFonts w:ascii="Consolas" w:eastAsia="Times New Roman" w:hAnsi="Consolas" w:cs="Times New Roman"/>
+          <w:color w:val="000000" w:themeColor="text1"/>
+          <w:kern w:val="0"/>
+          <w:sz w:val="20"/>
+          <w:szCs w:val="20"/>
+          <w:lang w:val="en-US" w:eastAsia="el-GR"/>
+          <w14:ligatures w14:val="none"/>
+        </w:rPr>
+        <w:t>-----------------------------------</w:t>
+      </w:r>
+    </w:p>
+    <w:p>
+      <w:pPr>
+        <w:pStyle w:val="ListParagraph"/>
+        <w:ind w:left="-851" w:right="-766"/>
+        <w:jc w:val="both"/>
+        <w:rPr>
+          <w:rFonts w:ascii="Calibri" w:hAnsi="Calibri" w:cs="Calibri"/>
+          <w:lang w:val="en-US"/>
+        </w:rPr>
+      </w:pPr>
+    </w:p>
+    <w:p>
+      <w:pPr>
+        <w:pStyle w:val="ListParagraph"/>
+        <w:ind w:left="-851" w:right="-766"/>
+        <w:jc w:val="both"/>
+        <w:rPr>
+          <w:rFonts w:ascii="Calibri" w:hAnsi="Calibri" w:cs="Calibri"/>
+          <w:lang w:val="en-US"/>
+        </w:rPr>
+      </w:pPr>
+      <w:r>
+        <w:rPr>
+          <w:rFonts w:ascii="Calibri" w:hAnsi="Calibri" w:cs="Calibri"/>
+          <w:b/>
+          <w:bCs/>
+          <w:lang w:val="en-US"/>
+        </w:rPr>
+        <w:t>Accuracy gap</w:t>
+      </w:r>
+      <w:r>
+        <w:rPr>
+          <w:rFonts w:ascii="Calibri" w:hAnsi="Calibri" w:cs="Calibri"/>
+          <w:lang w:val="en-US"/>
+        </w:rPr>
+        <w:t xml:space="preserve">: </w:t>
+      </w:r>
+      <w:r>
+        <w:rPr>
+          <w:rFonts w:ascii="Calibri" w:hAnsi="Calibri" w:cs="Calibri"/>
+          <w:lang w:val="en-US"/>
+        </w:rPr>
+        <w:t>The</w:t>
+      </w:r>
+      <w:r>
+        <w:rPr>
+          <w:rFonts w:ascii="Calibri" w:hAnsi="Calibri" w:cs="Calibri"/>
+          <w:lang w:val="en-US"/>
+        </w:rPr>
+        <w:t xml:space="preserve"> fundamental assumption of Naïve Bayes is </w:t>
+      </w:r>
+      <w:proofErr w:type="gramStart"/>
+      <w:r>
+        <w:rPr>
+          <w:rFonts w:ascii="Calibri" w:hAnsi="Calibri" w:cs="Calibri"/>
+          <w:lang w:val="en-US"/>
+        </w:rPr>
+        <w:t>feature</w:t>
+      </w:r>
+      <w:proofErr w:type="gramEnd"/>
+      <w:r>
+        <w:rPr>
+          <w:rFonts w:ascii="Calibri" w:hAnsi="Calibri" w:cs="Calibri"/>
+          <w:lang w:val="en-US"/>
+        </w:rPr>
+        <w:t xml:space="preserve"> independence. In image processing, pixels are highly correlated with neighboring pixels, but </w:t>
+      </w:r>
+      <w:r>
+        <w:rPr>
+          <w:rFonts w:ascii="Calibri" w:hAnsi="Calibri" w:cs="Calibri"/>
+          <w:lang w:val="en-US"/>
+        </w:rPr>
+        <w:t>Naïve Bayes</w:t>
+      </w:r>
+      <w:r>
+        <w:rPr>
+          <w:rFonts w:ascii="Calibri" w:hAnsi="Calibri" w:cs="Calibri"/>
+          <w:lang w:val="en-US"/>
+        </w:rPr>
+        <w:t xml:space="preserve"> ignores these spatial relationships in contrast with SVM which maps them to higher-dimensional space.</w:t>
+      </w:r>
+    </w:p>
+    <w:p>
+      <w:pPr>
+        <w:pStyle w:val="ListParagraph"/>
+        <w:ind w:left="-851" w:right="-766"/>
+        <w:jc w:val="both"/>
+        <w:rPr>
+          <w:rFonts w:ascii="Calibri" w:hAnsi="Calibri" w:cs="Calibri"/>
+          <w:b/>
+          <w:bCs/>
+          <w:lang w:val="en-US"/>
+        </w:rPr>
+      </w:pPr>
+      <w:r>
+        <w:rPr>
+          <w:rFonts w:ascii="Calibri" w:hAnsi="Calibri" w:cs="Calibri"/>
+          <w:b/>
+          <w:bCs/>
+          <w:lang w:val="en-US"/>
+        </w:rPr>
+        <w:t>Computation time</w:t>
+      </w:r>
+      <w:r>
+        <w:rPr>
+          <w:rFonts w:ascii="Calibri" w:hAnsi="Calibri" w:cs="Calibri"/>
+          <w:lang w:val="en-US"/>
+        </w:rPr>
+        <w:t>:</w:t>
+      </w:r>
+      <w:r>
+        <w:rPr>
+          <w:rFonts w:ascii="Calibri" w:hAnsi="Calibri" w:cs="Calibri"/>
+          <w:lang w:val="en-US"/>
+        </w:rPr>
+        <w:t xml:space="preserve"> </w:t>
+      </w:r>
+      <w:r>
+        <w:rPr>
+          <w:rFonts w:ascii="Calibri" w:hAnsi="Calibri" w:cs="Calibri"/>
+          <w:lang w:val="en-US"/>
+        </w:rPr>
+        <w:t>Naïve Bayes</w:t>
+      </w:r>
+      <w:r>
+        <w:rPr>
+          <w:rFonts w:ascii="Calibri" w:hAnsi="Calibri" w:cs="Calibri"/>
+          <w:lang w:val="en-US"/>
+        </w:rPr>
+        <w:t xml:space="preserve"> is very fast because it </w:t>
+      </w:r>
+      <w:r>
+        <w:rPr>
+          <w:rFonts w:ascii="Calibri" w:hAnsi="Calibri" w:cs="Calibri"/>
+          <w:lang w:val="en-US"/>
+        </w:rPr>
+        <w:t>only calculates variances and means. SVM must solve a quadratic problem.</w:t>
+      </w:r>
+      <w:r>
+        <w:rPr>
+          <w:rFonts w:ascii="Calibri" w:hAnsi="Calibri" w:cs="Calibri"/>
+          <w:lang w:val="en-US"/>
+        </w:rPr>
+        <w:t xml:space="preserve"> </w:t>
+      </w:r>
     </w:p>
     <w:sectPr>
       <w:pgSz w:w="11906" w:h="16838"/>
@@ -3502,6 +6238,11 @@
       <w:bCs/>
     </w:rPr>
   </w:style>
+  <w:style w:type="character" w:customStyle="1" w:styleId="math-inline">
+    <w:name w:val="math-inline"/>
+    <w:basedOn w:val="DefaultParagraphFont"/>
+    <w:rsid w:val="002C0AF1"/>
+  </w:style>
 </w:styles>
 </file>
 
